--- a/documents/finance analytics project brief.docx
+++ b/documents/finance analytics project brief.docx
@@ -5,31 +5,36 @@
     <w:p>
       <w:pPr>
         <w:pStyle w:val="Heading1"/>
+        <w:rPr>
+          <w:rFonts w:ascii="Times New Roman" w:hAnsi="Times New Roman" w:cs="Times New Roman"/>
+        </w:rPr>
       </w:pPr>
       <w:bookmarkStart w:id="0" w:name="_ou81wvpo28lk" w:colFirst="0" w:colLast="0"/>
       <w:bookmarkEnd w:id="0"/>
       <w:r>
+        <w:rPr>
+          <w:rFonts w:ascii="Times New Roman" w:hAnsi="Times New Roman" w:cs="Times New Roman"/>
+        </w:rPr>
         <w:t xml:space="preserve">Project Brief - </w:t>
       </w:r>
       <w:r>
-        <w:t>Finance Analytics Project</w:t>
-      </w:r>
-      <w:r>
-        <w:t xml:space="preserve">: </w:t>
-      </w:r>
-      <w:r>
-        <w:t>Nordic Retail Group (NRG)</w:t>
+        <w:rPr>
+          <w:rFonts w:ascii="Times New Roman" w:hAnsi="Times New Roman" w:cs="Times New Roman"/>
+        </w:rPr>
+        <w:t>Finance Analytics Project: Nordic Retail Group (NRG)</w:t>
       </w:r>
     </w:p>
     <w:p>
       <w:pPr>
         <w:rPr>
+          <w:rFonts w:ascii="Times New Roman" w:hAnsi="Times New Roman" w:cs="Times New Roman"/>
           <w:i/>
           <w:iCs/>
         </w:rPr>
       </w:pPr>
       <w:r>
         <w:rPr>
+          <w:rFonts w:ascii="Times New Roman" w:hAnsi="Times New Roman" w:cs="Times New Roman"/>
           <w:i/>
           <w:iCs/>
         </w:rPr>
@@ -37,6 +42,7 @@
       </w:r>
       <w:r>
         <w:rPr>
+          <w:rFonts w:ascii="Times New Roman" w:hAnsi="Times New Roman" w:cs="Times New Roman"/>
           <w:i/>
           <w:iCs/>
         </w:rPr>
@@ -44,71 +50,116 @@
       </w:r>
       <w:r>
         <w:rPr>
+          <w:rFonts w:ascii="Times New Roman" w:hAnsi="Times New Roman" w:cs="Times New Roman"/>
           <w:i/>
           <w:iCs/>
         </w:rPr>
         <w:t xml:space="preserve"> </w:t>
       </w:r>
     </w:p>
-    <w:p/>
     <w:p>
       <w:pPr>
         <w:pStyle w:val="Heading3"/>
+        <w:rPr>
+          <w:rFonts w:ascii="Times New Roman" w:hAnsi="Times New Roman" w:cs="Times New Roman"/>
+        </w:rPr>
       </w:pPr>
       <w:bookmarkStart w:id="1" w:name="_p5f91njx1qet" w:colFirst="0" w:colLast="0"/>
       <w:bookmarkEnd w:id="1"/>
       <w:r>
+        <w:rPr>
+          <w:rFonts w:ascii="Times New Roman" w:hAnsi="Times New Roman" w:cs="Times New Roman"/>
+        </w:rPr>
         <w:t>Executive Summary</w:t>
       </w:r>
     </w:p>
     <w:p>
       <w:pPr>
         <w:jc w:val="both"/>
-      </w:pPr>
-      <w:r>
+        <w:rPr>
+          <w:rFonts w:ascii="Times New Roman" w:hAnsi="Times New Roman" w:cs="Times New Roman"/>
+        </w:rPr>
+      </w:pPr>
+      <w:r>
+        <w:rPr>
+          <w:rFonts w:ascii="Times New Roman" w:hAnsi="Times New Roman" w:cs="Times New Roman"/>
+        </w:rPr>
         <w:t>This project analyzes the financial performance of Nordic Retail Group to identify why strong revenue does not translate into profitability. By examining cost structures, operational efficiency, and scenario risks, the analysis uncovers structural inefficiencies and provides actionable recommendations to improve cost management and achieve sustainable profitability.</w:t>
       </w:r>
     </w:p>
     <w:p>
       <w:pPr>
         <w:pStyle w:val="Heading3"/>
+        <w:rPr>
+          <w:rFonts w:ascii="Times New Roman" w:hAnsi="Times New Roman" w:cs="Times New Roman"/>
+        </w:rPr>
       </w:pPr>
       <w:bookmarkStart w:id="2" w:name="_ue53d49vxgpb" w:colFirst="0" w:colLast="0"/>
       <w:bookmarkEnd w:id="2"/>
       <w:r>
+        <w:rPr>
+          <w:rFonts w:ascii="Times New Roman" w:hAnsi="Times New Roman" w:cs="Times New Roman"/>
+        </w:rPr>
         <w:t>Background &amp; Objective</w:t>
       </w:r>
     </w:p>
     <w:p>
       <w:pPr>
         <w:jc w:val="both"/>
-      </w:pPr>
-      <w:r>
+        <w:rPr>
+          <w:rFonts w:ascii="Times New Roman" w:hAnsi="Times New Roman" w:cs="Times New Roman"/>
+        </w:rPr>
+      </w:pPr>
+      <w:r>
+        <w:rPr>
+          <w:rFonts w:ascii="Times New Roman" w:hAnsi="Times New Roman" w:cs="Times New Roman"/>
+        </w:rPr>
         <w:t>NRG operates across electronics, home/kitchen, and furniture departments. Understanding their cost structure</w:t>
       </w:r>
       <w:r>
+        <w:rPr>
+          <w:rFonts w:ascii="Times New Roman" w:hAnsi="Times New Roman" w:cs="Times New Roman"/>
+        </w:rPr>
         <w:t xml:space="preserve"> </w:t>
       </w:r>
       <w:r>
+        <w:rPr>
+          <w:rFonts w:ascii="Times New Roman" w:hAnsi="Times New Roman" w:cs="Times New Roman"/>
+        </w:rPr>
         <w:t>split between Direct Costs (COGS) and Operational Expenses</w:t>
       </w:r>
       <w:r>
+        <w:rPr>
+          <w:rFonts w:ascii="Times New Roman" w:hAnsi="Times New Roman" w:cs="Times New Roman"/>
+        </w:rPr>
         <w:t xml:space="preserve"> </w:t>
       </w:r>
       <w:r>
+        <w:rPr>
+          <w:rFonts w:ascii="Times New Roman" w:hAnsi="Times New Roman" w:cs="Times New Roman"/>
+        </w:rPr>
         <w:t>is vital for building an accurate Profit &amp; Loss report.</w:t>
       </w:r>
     </w:p>
     <w:p>
       <w:pPr>
         <w:jc w:val="both"/>
+        <w:rPr>
+          <w:rFonts w:ascii="Times New Roman" w:hAnsi="Times New Roman" w:cs="Times New Roman"/>
+        </w:rPr>
       </w:pPr>
     </w:p>
     <w:p>
       <w:pPr>
         <w:jc w:val="both"/>
-      </w:pPr>
-      <w:r>
+        <w:rPr>
+          <w:rFonts w:ascii="Times New Roman" w:hAnsi="Times New Roman" w:cs="Times New Roman"/>
+        </w:rPr>
+      </w:pPr>
+      <w:r>
+        <w:rPr>
+          <w:rFonts w:ascii="Times New Roman" w:hAnsi="Times New Roman" w:cs="Times New Roman"/>
+        </w:rPr>
         <w:t>Current reporting is hindered by inconsistent data, manual reconciliation, and a lack of a "single version of the truth," leading to delays in decision-making</w:t>
       </w:r>
     </w:p>
@@ -116,11 +167,13 @@
       <w:pPr>
         <w:jc w:val="both"/>
         <w:rPr>
+          <w:rFonts w:ascii="Times New Roman" w:hAnsi="Times New Roman" w:cs="Times New Roman"/>
           <w:lang w:val="en-US"/>
         </w:rPr>
       </w:pPr>
       <w:r>
         <w:rPr>
+          <w:rFonts w:ascii="Times New Roman" w:hAnsi="Times New Roman" w:cs="Times New Roman"/>
           <w:lang w:val="en-US"/>
         </w:rPr>
         <w:t>The company aims to:</w:t>
@@ -134,22 +187,16 @@
         </w:numPr>
         <w:jc w:val="both"/>
         <w:rPr>
+          <w:rFonts w:ascii="Times New Roman" w:hAnsi="Times New Roman" w:cs="Times New Roman"/>
           <w:lang w:val="en-US"/>
         </w:rPr>
       </w:pPr>
       <w:r>
         <w:rPr>
-          <w:b/>
-          <w:bCs/>
+          <w:rFonts w:ascii="Times New Roman" w:hAnsi="Times New Roman" w:cs="Times New Roman"/>
           <w:lang w:val="en-US"/>
         </w:rPr>
-        <w:t>Improve profitability</w:t>
-      </w:r>
-      <w:r>
-        <w:rPr>
-          <w:lang w:val="en-US"/>
-        </w:rPr>
-        <w:t> (targeting a 10% increase).</w:t>
+        <w:t>Improve profitability (targeting a 10% increase).</w:t>
       </w:r>
     </w:p>
     <w:p>
@@ -160,22 +207,16 @@
         </w:numPr>
         <w:jc w:val="both"/>
         <w:rPr>
+          <w:rFonts w:ascii="Times New Roman" w:hAnsi="Times New Roman" w:cs="Times New Roman"/>
           <w:lang w:val="en-US"/>
         </w:rPr>
       </w:pPr>
       <w:r>
         <w:rPr>
-          <w:b/>
-          <w:bCs/>
+          <w:rFonts w:ascii="Times New Roman" w:hAnsi="Times New Roman" w:cs="Times New Roman"/>
           <w:lang w:val="en-US"/>
         </w:rPr>
-        <w:t>Control costs</w:t>
-      </w:r>
-      <w:r>
-        <w:rPr>
-          <w:lang w:val="en-US"/>
-        </w:rPr>
-        <w:t> (specifically in logistics and marketing).</w:t>
+        <w:t>Control costs (specifically in logistics and marketing).</w:t>
       </w:r>
     </w:p>
     <w:p>
@@ -186,93 +227,79 @@
         </w:numPr>
         <w:jc w:val="both"/>
         <w:rPr>
+          <w:rFonts w:ascii="Times New Roman" w:hAnsi="Times New Roman" w:cs="Times New Roman"/>
           <w:lang w:val="en-US"/>
         </w:rPr>
       </w:pPr>
       <w:r>
         <w:rPr>
+          <w:rFonts w:ascii="Times New Roman" w:hAnsi="Times New Roman" w:cs="Times New Roman"/>
+          <w:lang w:val="en-US"/>
+        </w:rPr>
+        <w:t>Increase reporting visibility and speed (moving away from slow, manual spreadsheets).</w:t>
+      </w:r>
+    </w:p>
+    <w:p>
+      <w:pPr>
+        <w:jc w:val="both"/>
+        <w:rPr>
+          <w:rFonts w:ascii="Times New Roman" w:hAnsi="Times New Roman" w:cs="Times New Roman"/>
+          <w:lang w:val="en-US"/>
+        </w:rPr>
+      </w:pPr>
+    </w:p>
+    <w:p>
+      <w:pPr>
+        <w:jc w:val="both"/>
+        <w:rPr>
+          <w:rFonts w:ascii="Times New Roman" w:hAnsi="Times New Roman" w:cs="Times New Roman"/>
+          <w:lang w:val="en-US"/>
+        </w:rPr>
+      </w:pPr>
+      <w:r>
+        <w:rPr>
+          <w:rFonts w:ascii="Times New Roman" w:hAnsi="Times New Roman" w:cs="Times New Roman"/>
+        </w:rPr>
+        <w:t>The deliverables include a structured finance dataset, a P&amp;L report, a balance sheet overview, an operational performance dashboard, and an advanced analytics layer.</w:t>
+      </w:r>
+      <w:r>
+        <w:rPr>
+          <w:rFonts w:ascii="Times New Roman" w:hAnsi="Times New Roman" w:cs="Times New Roman"/>
+        </w:rPr>
+        <w:t xml:space="preserve"> The project emphasizes connecting business objectives to specific, measurable KPIs like Gross Margin %, Operating Profit, and Budget vs. Actual variance</w:t>
+      </w:r>
+      <w:r>
+        <w:rPr>
+          <w:rFonts w:ascii="Times New Roman" w:hAnsi="Times New Roman" w:cs="Times New Roman"/>
+        </w:rPr>
+        <w:t>.</w:t>
+      </w:r>
+    </w:p>
+    <w:p>
+      <w:pPr>
+        <w:pStyle w:val="Heading3"/>
+        <w:rPr>
+          <w:rFonts w:ascii="Times New Roman" w:hAnsi="Times New Roman" w:cs="Times New Roman"/>
+        </w:rPr>
+      </w:pPr>
+      <w:r>
+        <w:rPr>
+          <w:rFonts w:ascii="Times New Roman" w:hAnsi="Times New Roman" w:cs="Times New Roman"/>
+        </w:rPr>
+        <w:t>Personnel Involved</w:t>
+      </w:r>
+    </w:p>
+    <w:p>
+      <w:pPr>
+        <w:rPr>
+          <w:rFonts w:ascii="Times New Roman" w:hAnsi="Times New Roman" w:cs="Times New Roman"/>
           <w:b/>
           <w:bCs/>
-          <w:lang w:val="en-US"/>
-        </w:rPr>
-        <w:t>Increase reporting visibility and speed</w:t>
-      </w:r>
-      <w:r>
-        <w:rPr>
-          <w:lang w:val="en-US"/>
-        </w:rPr>
-        <w:t> (moving away from slow, manual spreadsheets).</w:t>
-      </w:r>
-    </w:p>
-    <w:p>
-      <w:pPr>
-        <w:jc w:val="both"/>
-        <w:rPr>
-          <w:lang w:val="en-US"/>
-        </w:rPr>
-      </w:pPr>
-    </w:p>
-    <w:p>
-      <w:pPr>
-        <w:jc w:val="both"/>
-        <w:rPr>
-          <w:lang w:val="en-US"/>
-        </w:rPr>
-      </w:pPr>
-      <w:r>
-        <w:t>The deliverables include a structured finance dataset, a P&amp;L report, a balance sheet overview, an operational performance dashboard, and an advanced analytics layer.</w:t>
-      </w:r>
-      <w:r>
-        <w:t xml:space="preserve"> </w:t>
-      </w:r>
-      <w:r>
-        <w:t>The project emphasizes connecting business objectives to specific, measurable KPIs like </w:t>
-      </w:r>
-      <w:r>
-        <w:rPr>
-          <w:b/>
-          <w:bCs/>
-        </w:rPr>
-        <w:t>Gross Margin %</w:t>
-      </w:r>
-      <w:r>
-        <w:t>, </w:t>
-      </w:r>
-      <w:r>
-        <w:rPr>
-          <w:b/>
-          <w:bCs/>
-        </w:rPr>
-        <w:t>Operating Profit</w:t>
-      </w:r>
-      <w:r>
-        <w:t>, and </w:t>
-      </w:r>
-      <w:r>
-        <w:rPr>
-          <w:b/>
-          <w:bCs/>
-        </w:rPr>
-        <w:t>Budget vs. Actual variance</w:t>
-      </w:r>
-    </w:p>
-    <w:p>
-      <w:pPr>
-        <w:pStyle w:val="Heading3"/>
-      </w:pPr>
-      <w:r>
-        <w:t>Personnel Involved</w:t>
-      </w:r>
-    </w:p>
-    <w:p>
-      <w:pPr>
-        <w:rPr>
-          <w:b/>
-          <w:bCs/>
-        </w:rPr>
-      </w:pPr>
-      <w:r>
-        <w:rPr>
+        </w:rPr>
+      </w:pPr>
+      <w:r>
+        <w:rPr>
+          <w:rFonts w:ascii="Times New Roman" w:hAnsi="Times New Roman" w:cs="Times New Roman"/>
           <w:b/>
           <w:bCs/>
         </w:rPr>
@@ -286,31 +313,39 @@
           <w:numId w:val="4"/>
         </w:numPr>
         <w:jc w:val="both"/>
-      </w:pPr>
-      <w:r>
+        <w:rPr>
+          <w:rFonts w:ascii="Times New Roman" w:hAnsi="Times New Roman" w:cs="Times New Roman"/>
+        </w:rPr>
+      </w:pPr>
+      <w:r>
+        <w:rPr>
+          <w:rFonts w:ascii="Times New Roman" w:hAnsi="Times New Roman" w:cs="Times New Roman"/>
+        </w:rPr>
         <w:t>John Doe</w:t>
       </w:r>
       <w:r>
+        <w:rPr>
+          <w:rFonts w:ascii="Times New Roman" w:hAnsi="Times New Roman" w:cs="Times New Roman"/>
+        </w:rPr>
         <w:t xml:space="preserve"> – Chief Financial Officer</w:t>
       </w:r>
       <w:r>
+        <w:rPr>
+          <w:rFonts w:ascii="Times New Roman" w:hAnsi="Times New Roman" w:cs="Times New Roman"/>
+        </w:rPr>
         <w:t>,</w:t>
       </w:r>
       <w:r>
+        <w:rPr>
+          <w:rFonts w:ascii="Times New Roman" w:hAnsi="Times New Roman" w:cs="Times New Roman"/>
+        </w:rPr>
         <w:t xml:space="preserve"> Centerpiece</w:t>
       </w:r>
       <w:r>
-        <w:t xml:space="preserve"> on the company's overall financial health, the CFO requires high-level KPIs such as </w:t>
-      </w:r>
-      <w:r>
-        <w:rPr>
-          <w:b/>
-          <w:bCs/>
-        </w:rPr>
-        <w:t>total revenue, gross margin, and net profit</w:t>
-      </w:r>
-      <w:r>
-        <w:t xml:space="preserve"> with clear trends over time. They are interested in understanding the 'why' behind changes and identifying which stores or departments are driving growth versus those requiring attention</w:t>
+        <w:rPr>
+          <w:rFonts w:ascii="Times New Roman" w:hAnsi="Times New Roman" w:cs="Times New Roman"/>
+        </w:rPr>
+        <w:t xml:space="preserve"> on the company's overall financial health, the CFO requires high-level KPIs such as total revenue, gross margin, and net profit with clear trends over time. They are interested in understanding the 'why' behind changes and identifying which stores or departments are driving growth versus those requiring attention</w:t>
       </w:r>
     </w:p>
     <w:p>
@@ -320,31 +355,45 @@
           <w:numId w:val="4"/>
         </w:numPr>
         <w:jc w:val="both"/>
-      </w:pPr>
-      <w:r>
+        <w:rPr>
+          <w:rFonts w:ascii="Times New Roman" w:hAnsi="Times New Roman" w:cs="Times New Roman"/>
+        </w:rPr>
+      </w:pPr>
+      <w:r>
+        <w:rPr>
+          <w:rFonts w:ascii="Times New Roman" w:hAnsi="Times New Roman" w:cs="Times New Roman"/>
+        </w:rPr>
         <w:t>John Hancock</w:t>
       </w:r>
       <w:r>
+        <w:rPr>
+          <w:rFonts w:ascii="Times New Roman" w:hAnsi="Times New Roman" w:cs="Times New Roman"/>
+        </w:rPr>
         <w:t xml:space="preserve"> </w:t>
       </w:r>
       <w:r>
+        <w:rPr>
+          <w:rFonts w:ascii="Times New Roman" w:hAnsi="Times New Roman" w:cs="Times New Roman"/>
+        </w:rPr>
         <w:t>– Financial Controller</w:t>
       </w:r>
       <w:r>
-        <w:t xml:space="preserve">, </w:t>
-      </w:r>
-      <w:r>
-        <w:t>Primar</w:t>
-      </w:r>
-      <w:r>
+        <w:rPr>
+          <w:rFonts w:ascii="Times New Roman" w:hAnsi="Times New Roman" w:cs="Times New Roman"/>
+        </w:rPr>
+        <w:t>, Primar</w:t>
+      </w:r>
+      <w:r>
+        <w:rPr>
+          <w:rFonts w:ascii="Times New Roman" w:hAnsi="Times New Roman" w:cs="Times New Roman"/>
+        </w:rPr>
         <w:t>y</w:t>
       </w:r>
       <w:r>
-        <w:t xml:space="preserve"> concerned with the technical integrity and accuracy of the data. This role focuses on reconciliations, ensuring profit and loss statements balance, and verifying that account names and cost allocations are consistent </w:t>
-      </w:r>
-      <w:r>
-        <w:lastRenderedPageBreak/>
-        <w:t>across all departments. Their goal is to maintain a 'single version of the truth' that they can trust</w:t>
+        <w:rPr>
+          <w:rFonts w:ascii="Times New Roman" w:hAnsi="Times New Roman" w:cs="Times New Roman"/>
+        </w:rPr>
+        <w:t xml:space="preserve"> concerned with the technical integrity and accuracy of the data. This role focuses on reconciliations, ensuring profit and loss statements balance, and verifying that account names and cost allocations are consistent across all departments. Their goal is to maintain a 'single version of the truth' that they can trust</w:t>
       </w:r>
     </w:p>
     <w:p>
@@ -354,107 +403,185 @@
           <w:numId w:val="4"/>
         </w:numPr>
         <w:jc w:val="both"/>
-      </w:pPr>
-      <w:r>
+        <w:rPr>
+          <w:rFonts w:ascii="Times New Roman" w:hAnsi="Times New Roman" w:cs="Times New Roman"/>
+        </w:rPr>
+      </w:pPr>
+      <w:r>
+        <w:rPr>
+          <w:rFonts w:ascii="Times New Roman" w:hAnsi="Times New Roman" w:cs="Times New Roman"/>
+        </w:rPr>
         <w:t>Jack</w:t>
       </w:r>
       <w:r>
+        <w:rPr>
+          <w:rFonts w:ascii="Times New Roman" w:hAnsi="Times New Roman" w:cs="Times New Roman"/>
+        </w:rPr>
         <w:t xml:space="preserve"> – </w:t>
       </w:r>
       <w:r>
+        <w:rPr>
+          <w:rFonts w:ascii="Times New Roman" w:hAnsi="Times New Roman" w:cs="Times New Roman"/>
+        </w:rPr>
         <w:t>Department</w:t>
       </w:r>
       <w:r>
+        <w:rPr>
+          <w:rFonts w:ascii="Times New Roman" w:hAnsi="Times New Roman" w:cs="Times New Roman"/>
+        </w:rPr>
         <w:t xml:space="preserve"> </w:t>
       </w:r>
       <w:r>
+        <w:rPr>
+          <w:rFonts w:ascii="Times New Roman" w:hAnsi="Times New Roman" w:cs="Times New Roman"/>
+        </w:rPr>
         <w:t>Heads</w:t>
       </w:r>
       <w:r>
         <w:rPr>
+          <w:rFonts w:ascii="Times New Roman" w:hAnsi="Times New Roman" w:cs="Times New Roman"/>
           <w:b/>
           <w:bCs/>
         </w:rPr>
         <w:t>,</w:t>
       </w:r>
       <w:r>
+        <w:rPr>
+          <w:rFonts w:ascii="Times New Roman" w:hAnsi="Times New Roman" w:cs="Times New Roman"/>
+        </w:rPr>
         <w:t xml:space="preserve"> Responsible for managing areas like sales, marketing, and logistics, these stakeholders require </w:t>
       </w:r>
       <w:r>
         <w:rPr>
+          <w:rFonts w:ascii="Times New Roman" w:hAnsi="Times New Roman" w:cs="Times New Roman"/>
           <w:b/>
           <w:bCs/>
         </w:rPr>
         <w:t>actionable insights</w:t>
       </w:r>
       <w:r>
-        <w:t xml:space="preserve"> relevant to their specific operations. They need to understand how they are performing against their budgets, which products or stores are underperforming, and whether their costs are appropriately aligned with their sales volum</w:t>
-      </w:r>
-      <w:r>
-        <w:t>e</w:t>
+        <w:rPr>
+          <w:rFonts w:ascii="Times New Roman" w:hAnsi="Times New Roman" w:cs="Times New Roman"/>
+        </w:rPr>
+        <w:t xml:space="preserve"> relevant to their specific operations. They need to </w:t>
+      </w:r>
+      <w:r>
+        <w:rPr>
+          <w:rFonts w:ascii="Times New Roman" w:hAnsi="Times New Roman" w:cs="Times New Roman"/>
+        </w:rPr>
+        <w:lastRenderedPageBreak/>
+        <w:t>understand how they are performing against their budgets, which products or stores are underperforming, and whether their costs are appropriately aligned with their sales volume</w:t>
       </w:r>
     </w:p>
     <w:p>
       <w:pPr>
         <w:pStyle w:val="Heading3"/>
+        <w:rPr>
+          <w:rFonts w:ascii="Times New Roman" w:hAnsi="Times New Roman" w:cs="Times New Roman"/>
+        </w:rPr>
       </w:pPr>
       <w:bookmarkStart w:id="3" w:name="_9vyl8t2nc33s" w:colFirst="0" w:colLast="0"/>
       <w:bookmarkEnd w:id="3"/>
       <w:r>
+        <w:rPr>
+          <w:rFonts w:ascii="Times New Roman" w:hAnsi="Times New Roman" w:cs="Times New Roman"/>
+        </w:rPr>
         <w:t>Expected Deliverable</w:t>
       </w:r>
     </w:p>
     <w:p>
       <w:pPr>
         <w:jc w:val="both"/>
-      </w:pPr>
-      <w:r>
+        <w:rPr>
+          <w:rFonts w:ascii="Times New Roman" w:hAnsi="Times New Roman" w:cs="Times New Roman"/>
+        </w:rPr>
+      </w:pPr>
+      <w:r>
+        <w:rPr>
+          <w:rFonts w:ascii="Times New Roman" w:hAnsi="Times New Roman" w:cs="Times New Roman"/>
+        </w:rPr>
         <w:t>The deliverables include a structured finance dataset, a P&amp;L report, a balance sheet overview, an operational performance dashboard, and an advanced analytics layer</w:t>
       </w:r>
     </w:p>
     <w:p>
       <w:pPr>
         <w:pStyle w:val="Heading3"/>
+        <w:rPr>
+          <w:rFonts w:ascii="Times New Roman" w:hAnsi="Times New Roman" w:cs="Times New Roman"/>
+        </w:rPr>
       </w:pPr>
       <w:bookmarkStart w:id="4" w:name="_y5m9864xt7g" w:colFirst="0" w:colLast="0"/>
       <w:bookmarkEnd w:id="4"/>
       <w:r>
+        <w:rPr>
+          <w:rFonts w:ascii="Times New Roman" w:hAnsi="Times New Roman" w:cs="Times New Roman"/>
+        </w:rPr>
         <w:t>Timeline &amp; Milestone</w:t>
       </w:r>
     </w:p>
-    <w:p/>
+    <w:p>
+      <w:pPr>
+        <w:rPr>
+          <w:rFonts w:ascii="Times New Roman" w:hAnsi="Times New Roman" w:cs="Times New Roman"/>
+        </w:rPr>
+      </w:pPr>
+    </w:p>
     <w:p>
       <w:pPr>
         <w:numPr>
           <w:ilvl w:val="0"/>
           <w:numId w:val="7"/>
         </w:numPr>
-      </w:pPr>
-      <w:r>
+        <w:rPr>
+          <w:rFonts w:ascii="Times New Roman" w:hAnsi="Times New Roman" w:cs="Times New Roman"/>
+        </w:rPr>
+      </w:pPr>
+      <w:r>
+        <w:rPr>
+          <w:rFonts w:ascii="Times New Roman" w:hAnsi="Times New Roman" w:cs="Times New Roman"/>
+        </w:rPr>
         <w:t>Data Preparation &amp; Understanding</w:t>
       </w:r>
     </w:p>
     <w:p>
       <w:pPr>
         <w:ind w:left="720"/>
-      </w:pPr>
-      <w:r>
+        <w:rPr>
+          <w:rFonts w:ascii="Times New Roman" w:hAnsi="Times New Roman" w:cs="Times New Roman"/>
+        </w:rPr>
+      </w:pPr>
+      <w:r>
+        <w:rPr>
+          <w:rFonts w:ascii="Times New Roman" w:hAnsi="Times New Roman" w:cs="Times New Roman"/>
+        </w:rPr>
         <w:t>Clean and validate dataset (P&amp;L, accounts, transactions)</w:t>
       </w:r>
     </w:p>
     <w:p>
       <w:pPr>
         <w:ind w:left="720"/>
-      </w:pPr>
-      <w:r>
+        <w:rPr>
+          <w:rFonts w:ascii="Times New Roman" w:hAnsi="Times New Roman" w:cs="Times New Roman"/>
+        </w:rPr>
+      </w:pPr>
+      <w:r>
+        <w:rPr>
+          <w:rFonts w:ascii="Times New Roman" w:hAnsi="Times New Roman" w:cs="Times New Roman"/>
+        </w:rPr>
         <w:t>Define business objectives, analytical questions, and KPI framework</w:t>
       </w:r>
     </w:p>
     <w:p>
       <w:pPr>
         <w:ind w:left="720"/>
-      </w:pPr>
-      <w:r>
+        <w:rPr>
+          <w:rFonts w:ascii="Times New Roman" w:hAnsi="Times New Roman" w:cs="Times New Roman"/>
+        </w:rPr>
+      </w:pPr>
+      <w:r>
+        <w:rPr>
+          <w:rFonts w:ascii="Times New Roman" w:hAnsi="Times New Roman" w:cs="Times New Roman"/>
+        </w:rPr>
         <w:t>Expected Progress: Data ready for analysis + KPI structure finalized</w:t>
       </w:r>
     </w:p>
@@ -465,17 +592,25 @@
           <w:numId w:val="7"/>
         </w:numPr>
         <w:rPr>
+          <w:rFonts w:ascii="Times New Roman" w:hAnsi="Times New Roman" w:cs="Times New Roman"/>
           <w:lang w:val="en-US"/>
         </w:rPr>
       </w:pPr>
       <w:r>
+        <w:rPr>
+          <w:rFonts w:ascii="Times New Roman" w:hAnsi="Times New Roman" w:cs="Times New Roman"/>
+        </w:rPr>
         <w:t>Analysis &amp; Dashboard Development</w:t>
       </w:r>
       <w:r>
+        <w:rPr>
+          <w:rFonts w:ascii="Times New Roman" w:hAnsi="Times New Roman" w:cs="Times New Roman"/>
+        </w:rPr>
         <w:br/>
       </w:r>
       <w:r>
         <w:rPr>
+          <w:rFonts w:ascii="Times New Roman" w:hAnsi="Times New Roman" w:cs="Times New Roman"/>
           <w:lang w:val="en-US"/>
         </w:rPr>
         <w:t xml:space="preserve">Perform profitability, operational, and scenario analysis </w:t>
@@ -485,11 +620,13 @@
       <w:pPr>
         <w:ind w:left="720"/>
         <w:rPr>
+          <w:rFonts w:ascii="Times New Roman" w:hAnsi="Times New Roman" w:cs="Times New Roman"/>
           <w:lang w:val="en-US"/>
         </w:rPr>
       </w:pPr>
       <w:r>
         <w:rPr>
+          <w:rFonts w:ascii="Times New Roman" w:hAnsi="Times New Roman" w:cs="Times New Roman"/>
           <w:lang w:val="en-US"/>
         </w:rPr>
         <w:t xml:space="preserve">Build visualizations (Profitability, Operation, Scenario layers) </w:t>
@@ -499,17 +636,20 @@
       <w:pPr>
         <w:ind w:left="720"/>
         <w:rPr>
+          <w:rFonts w:ascii="Times New Roman" w:hAnsi="Times New Roman" w:cs="Times New Roman"/>
           <w:lang w:val="en-US"/>
         </w:rPr>
       </w:pPr>
       <w:r>
         <w:rPr>
+          <w:rFonts w:ascii="Times New Roman" w:hAnsi="Times New Roman" w:cs="Times New Roman"/>
           <w:lang w:val="en-US"/>
         </w:rPr>
         <w:t xml:space="preserve">Expected Progress: </w:t>
       </w:r>
       <w:r>
         <w:rPr>
+          <w:rFonts w:ascii="Times New Roman" w:hAnsi="Times New Roman" w:cs="Times New Roman"/>
           <w:b/>
           <w:bCs/>
           <w:lang w:val="en-US"/>
@@ -518,6 +658,7 @@
       </w:r>
       <w:r>
         <w:rPr>
+          <w:rFonts w:ascii="Times New Roman" w:hAnsi="Times New Roman" w:cs="Times New Roman"/>
           <w:lang w:val="en-US"/>
         </w:rPr>
         <w:t xml:space="preserve"> </w:t>
@@ -529,300 +670,404 @@
           <w:ilvl w:val="0"/>
           <w:numId w:val="7"/>
         </w:numPr>
-      </w:pPr>
-      <w:r>
+        <w:rPr>
+          <w:rFonts w:ascii="Times New Roman" w:hAnsi="Times New Roman" w:cs="Times New Roman"/>
+        </w:rPr>
+      </w:pPr>
+      <w:r>
+        <w:rPr>
+          <w:rFonts w:ascii="Times New Roman" w:hAnsi="Times New Roman" w:cs="Times New Roman"/>
+        </w:rPr>
         <w:t>Insight Generation &amp; Presentation</w:t>
       </w:r>
     </w:p>
     <w:p>
       <w:pPr>
         <w:ind w:left="720"/>
-      </w:pPr>
-      <w:r>
+        <w:rPr>
+          <w:rFonts w:ascii="Times New Roman" w:hAnsi="Times New Roman" w:cs="Times New Roman"/>
+        </w:rPr>
+      </w:pPr>
+      <w:r>
+        <w:rPr>
+          <w:rFonts w:ascii="Times New Roman" w:hAnsi="Times New Roman" w:cs="Times New Roman"/>
+        </w:rPr>
         <w:t xml:space="preserve">Develop key findings, conclusions, and recommendations </w:t>
       </w:r>
     </w:p>
     <w:p>
       <w:pPr>
         <w:ind w:left="720"/>
-      </w:pPr>
-      <w:r>
+        <w:rPr>
+          <w:rFonts w:ascii="Times New Roman" w:hAnsi="Times New Roman" w:cs="Times New Roman"/>
+        </w:rPr>
+      </w:pPr>
+      <w:r>
+        <w:rPr>
+          <w:rFonts w:ascii="Times New Roman" w:hAnsi="Times New Roman" w:cs="Times New Roman"/>
+        </w:rPr>
         <w:t xml:space="preserve">Create presentation slides (storytelling + business impact) </w:t>
       </w:r>
     </w:p>
     <w:p>
       <w:pPr>
         <w:ind w:left="720"/>
-      </w:pPr>
-      <w:r>
+        <w:rPr>
+          <w:rFonts w:ascii="Times New Roman" w:hAnsi="Times New Roman" w:cs="Times New Roman"/>
+        </w:rPr>
+      </w:pPr>
+      <w:r>
+        <w:rPr>
+          <w:rFonts w:ascii="Times New Roman" w:hAnsi="Times New Roman" w:cs="Times New Roman"/>
+        </w:rPr>
         <w:t xml:space="preserve">Expected Progress: Final report and presentation ready for stakeholders </w:t>
       </w:r>
     </w:p>
     <w:p>
       <w:pPr>
         <w:pStyle w:val="Heading3"/>
+        <w:rPr>
+          <w:rFonts w:ascii="Times New Roman" w:hAnsi="Times New Roman" w:cs="Times New Roman"/>
+        </w:rPr>
       </w:pPr>
       <w:bookmarkStart w:id="5" w:name="_1ykpsqijdtae" w:colFirst="0" w:colLast="0"/>
       <w:bookmarkEnd w:id="5"/>
       <w:r>
+        <w:rPr>
+          <w:rFonts w:ascii="Times New Roman" w:hAnsi="Times New Roman" w:cs="Times New Roman"/>
+        </w:rPr>
         <w:t>Communication Plan</w:t>
       </w:r>
     </w:p>
     <w:p>
       <w:pPr>
         <w:rPr>
-          <w:lang w:val="en-US"/>
-        </w:rPr>
-      </w:pPr>
-      <w:r>
-        <w:rPr>
+          <w:rFonts w:ascii="Times New Roman" w:hAnsi="Times New Roman" w:cs="Times New Roman"/>
           <w:b/>
           <w:bCs/>
           <w:lang w:val="en-US"/>
         </w:rPr>
-        <w:t>Project Kick-off Meeting</w:t>
-      </w:r>
-      <w:r>
-        <w:rPr>
-          <w:lang w:val="en-US"/>
-        </w:rPr>
-        <w:t xml:space="preserve"> </w:t>
-      </w:r>
-      <w:r>
-        <w:rPr>
-          <w:lang w:val="en-US"/>
-        </w:rPr>
-        <w:br/>
-        <w:t>Purpose: Align on objectives, scope, KPIs, and expectations</w:t>
-      </w:r>
-      <w:r>
-        <w:rPr>
-          <w:lang w:val="en-US"/>
-        </w:rPr>
-        <w:t xml:space="preserve"> </w:t>
-      </w:r>
-      <w:r>
-        <w:rPr>
+      </w:pPr>
+      <w:r>
+        <w:rPr>
+          <w:rFonts w:ascii="Times New Roman" w:hAnsi="Times New Roman" w:cs="Times New Roman"/>
           <w:b/>
           <w:bCs/>
           <w:lang w:val="en-US"/>
         </w:rPr>
-        <w:t>Day 1 (Start of project)</w:t>
+        <w:t>Day 1 Start of project</w:t>
       </w:r>
     </w:p>
     <w:p>
       <w:pPr>
         <w:rPr>
+          <w:rFonts w:ascii="Times New Roman" w:hAnsi="Times New Roman" w:cs="Times New Roman"/>
+          <w:lang w:val="en-US"/>
+        </w:rPr>
+      </w:pPr>
+      <w:r>
+        <w:rPr>
+          <w:rFonts w:ascii="Times New Roman" w:hAnsi="Times New Roman" w:cs="Times New Roman"/>
           <w:b/>
           <w:bCs/>
           <w:lang w:val="en-US"/>
         </w:rPr>
-      </w:pPr>
+        <w:t>Project Kick-off Meeting</w:t>
+      </w:r>
+      <w:r>
+        <w:rPr>
+          <w:rFonts w:ascii="Times New Roman" w:hAnsi="Times New Roman" w:cs="Times New Roman"/>
+          <w:lang w:val="en-US"/>
+        </w:rPr>
+        <w:t xml:space="preserve"> </w:t>
+      </w:r>
+      <w:r>
+        <w:rPr>
+          <w:rFonts w:ascii="Times New Roman" w:hAnsi="Times New Roman" w:cs="Times New Roman"/>
+          <w:lang w:val="en-US"/>
+        </w:rPr>
+        <w:br/>
+        <w:t>Purpose: Align on objectives, scope, KPIs, and expectations</w:t>
+      </w:r>
+      <w:r>
+        <w:rPr>
+          <w:rFonts w:ascii="Times New Roman" w:hAnsi="Times New Roman" w:cs="Times New Roman"/>
+          <w:lang w:val="en-US"/>
+        </w:rPr>
+        <w:t xml:space="preserve"> </w:t>
+      </w:r>
     </w:p>
     <w:p>
       <w:pPr>
         <w:rPr>
-          <w:lang w:val="en-US"/>
-        </w:rPr>
-      </w:pPr>
-      <w:r>
-        <w:rPr>
+          <w:rFonts w:ascii="Times New Roman" w:hAnsi="Times New Roman" w:cs="Times New Roman"/>
           <w:b/>
           <w:bCs/>
           <w:lang w:val="en-US"/>
         </w:rPr>
-        <w:t>Daily Check-in / Progress Sync</w:t>
-      </w:r>
-      <w:r>
-        <w:rPr>
+      </w:pPr>
+    </w:p>
+    <w:p>
+      <w:pPr>
+        <w:rPr>
+          <w:rFonts w:ascii="Times New Roman" w:hAnsi="Times New Roman" w:cs="Times New Roman"/>
           <w:lang w:val="en-US"/>
         </w:rPr>
-        <w:t xml:space="preserve"> </w:t>
-      </w:r>
-      <w:r>
-        <w:rPr>
-          <w:lang w:val="en-US"/>
-        </w:rPr>
-        <w:br/>
-        <w:t>Purpose: Share progress updates, highlight blockers, and adjust priorities</w:t>
-      </w:r>
-      <w:r>
-        <w:rPr>
-          <w:lang w:val="en-US"/>
-        </w:rPr>
-        <w:t xml:space="preserve"> </w:t>
-      </w:r>
-      <w:r>
-        <w:rPr>
+      </w:pPr>
+      <w:r>
+        <w:rPr>
+          <w:rFonts w:ascii="Times New Roman" w:hAnsi="Times New Roman" w:cs="Times New Roman"/>
           <w:b/>
           <w:bCs/>
           <w:lang w:val="en-US"/>
         </w:rPr>
-        <w:t>Daily (Day 1 &amp; Day 2)</w:t>
-      </w:r>
-    </w:p>
-    <w:p>
-      <w:pPr>
-        <w:rPr>
+        <w:t>Daily Check-in / Progress Sync</w:t>
+      </w:r>
+      <w:r>
+        <w:rPr>
+          <w:rFonts w:ascii="Times New Roman" w:hAnsi="Times New Roman" w:cs="Times New Roman"/>
           <w:lang w:val="en-US"/>
         </w:rPr>
-      </w:pPr>
-    </w:p>
-    <w:p>
-      <w:pPr>
-        <w:rPr>
+        <w:t xml:space="preserve"> </w:t>
+      </w:r>
+      <w:r>
+        <w:rPr>
+          <w:rFonts w:ascii="Times New Roman" w:hAnsi="Times New Roman" w:cs="Times New Roman"/>
           <w:lang w:val="en-US"/>
         </w:rPr>
-      </w:pPr>
-      <w:r>
-        <w:rPr>
+        <w:br/>
+        <w:t>Purpose: Share progress updates, highlight blockers, and adjust priorities</w:t>
+      </w:r>
+      <w:r>
+        <w:rPr>
+          <w:rFonts w:ascii="Times New Roman" w:hAnsi="Times New Roman" w:cs="Times New Roman"/>
+          <w:lang w:val="en-US"/>
+        </w:rPr>
+        <w:t xml:space="preserve"> </w:t>
+      </w:r>
+      <w:r>
+        <w:rPr>
+          <w:rFonts w:ascii="Times New Roman" w:hAnsi="Times New Roman" w:cs="Times New Roman"/>
           <w:b/>
           <w:bCs/>
           <w:lang w:val="en-US"/>
         </w:rPr>
-        <w:t>Project Chat Channel (Slack / WhatsApp)</w:t>
-      </w:r>
-      <w:r>
-        <w:rPr>
+        <w:t>Daily (Day 1 &amp; Day 2)</w:t>
+      </w:r>
+    </w:p>
+    <w:p>
+      <w:pPr>
+        <w:rPr>
+          <w:rFonts w:ascii="Times New Roman" w:hAnsi="Times New Roman" w:cs="Times New Roman"/>
           <w:lang w:val="en-US"/>
         </w:rPr>
-        <w:t xml:space="preserve"> </w:t>
-      </w:r>
-      <w:r>
-        <w:rPr>
+      </w:pPr>
+    </w:p>
+    <w:p>
+      <w:pPr>
+        <w:rPr>
+          <w:rFonts w:ascii="Times New Roman" w:hAnsi="Times New Roman" w:cs="Times New Roman"/>
           <w:lang w:val="en-US"/>
         </w:rPr>
-        <w:br/>
-        <w:t>Purpose: Real-time communication and quick issue resolution</w:t>
-      </w:r>
-      <w:r>
-        <w:rPr>
-          <w:lang w:val="en-US"/>
-        </w:rPr>
-        <w:t xml:space="preserve"> </w:t>
-      </w:r>
-      <w:r>
-        <w:rPr>
+      </w:pPr>
+      <w:r>
+        <w:rPr>
+          <w:rFonts w:ascii="Times New Roman" w:hAnsi="Times New Roman" w:cs="Times New Roman"/>
           <w:b/>
           <w:bCs/>
           <w:lang w:val="en-US"/>
         </w:rPr>
-        <w:t>Ongoing (throughout project)</w:t>
-      </w:r>
-    </w:p>
-    <w:p>
-      <w:pPr>
-        <w:rPr>
+        <w:t>Project Chat Channel (Slack / WhatsApp)</w:t>
+      </w:r>
+      <w:r>
+        <w:rPr>
+          <w:rFonts w:ascii="Times New Roman" w:hAnsi="Times New Roman" w:cs="Times New Roman"/>
           <w:lang w:val="en-US"/>
         </w:rPr>
-      </w:pPr>
-    </w:p>
-    <w:p>
-      <w:pPr>
-        <w:rPr>
+        <w:t xml:space="preserve"> </w:t>
+      </w:r>
+      <w:r>
+        <w:rPr>
+          <w:rFonts w:ascii="Times New Roman" w:hAnsi="Times New Roman" w:cs="Times New Roman"/>
           <w:lang w:val="en-US"/>
         </w:rPr>
-      </w:pPr>
-      <w:r>
-        <w:rPr>
+        <w:br/>
+        <w:t>Purpose: Real-time communication and quick issue resolution</w:t>
+      </w:r>
+      <w:r>
+        <w:rPr>
+          <w:rFonts w:ascii="Times New Roman" w:hAnsi="Times New Roman" w:cs="Times New Roman"/>
+          <w:lang w:val="en-US"/>
+        </w:rPr>
+        <w:t xml:space="preserve"> </w:t>
+      </w:r>
+      <w:r>
+        <w:rPr>
+          <w:rFonts w:ascii="Times New Roman" w:hAnsi="Times New Roman" w:cs="Times New Roman"/>
           <w:b/>
           <w:bCs/>
           <w:lang w:val="en-US"/>
         </w:rPr>
-        <w:t>Interim Update (Quick Review)</w:t>
-      </w:r>
-      <w:r>
-        <w:rPr>
+        <w:t>Ongoing (throughout project)</w:t>
+      </w:r>
+    </w:p>
+    <w:p>
+      <w:pPr>
+        <w:rPr>
+          <w:rFonts w:ascii="Times New Roman" w:hAnsi="Times New Roman" w:cs="Times New Roman"/>
           <w:lang w:val="en-US"/>
         </w:rPr>
-        <w:t xml:space="preserve"> </w:t>
-      </w:r>
-      <w:r>
-        <w:rPr>
+      </w:pPr>
+    </w:p>
+    <w:p>
+      <w:pPr>
+        <w:rPr>
+          <w:rFonts w:ascii="Times New Roman" w:hAnsi="Times New Roman" w:cs="Times New Roman"/>
           <w:lang w:val="en-US"/>
         </w:rPr>
-        <w:br/>
-        <w:t>Purpose: Share early findings and validate direction with stakeholders</w:t>
-      </w:r>
-      <w:r>
-        <w:rPr>
-          <w:lang w:val="en-US"/>
-        </w:rPr>
-        <w:t xml:space="preserve"> </w:t>
-      </w:r>
-      <w:r>
-        <w:rPr>
+      </w:pPr>
+      <w:r>
+        <w:rPr>
+          <w:rFonts w:ascii="Times New Roman" w:hAnsi="Times New Roman" w:cs="Times New Roman"/>
           <w:b/>
           <w:bCs/>
           <w:lang w:val="en-US"/>
         </w:rPr>
-        <w:t>End of Day 1</w:t>
+        <w:t>Interim Update (Quick Review)</w:t>
+      </w:r>
+      <w:r>
+        <w:rPr>
+          <w:rFonts w:ascii="Times New Roman" w:hAnsi="Times New Roman" w:cs="Times New Roman"/>
+          <w:lang w:val="en-US"/>
+        </w:rPr>
+        <w:t xml:space="preserve"> </w:t>
+      </w:r>
+      <w:r>
+        <w:rPr>
+          <w:rFonts w:ascii="Times New Roman" w:hAnsi="Times New Roman" w:cs="Times New Roman"/>
+          <w:lang w:val="en-US"/>
+        </w:rPr>
+        <w:br/>
+        <w:t>Purpose: Share early findings and validate direction with stakeholders</w:t>
+      </w:r>
+      <w:r>
+        <w:rPr>
+          <w:rFonts w:ascii="Times New Roman" w:hAnsi="Times New Roman" w:cs="Times New Roman"/>
+          <w:lang w:val="en-US"/>
+        </w:rPr>
+        <w:t xml:space="preserve"> </w:t>
       </w:r>
     </w:p>
     <w:p>
       <w:pPr>
         <w:rPr>
+          <w:rFonts w:ascii="Times New Roman" w:hAnsi="Times New Roman" w:cs="Times New Roman"/>
+          <w:lang w:val="en-US"/>
+        </w:rPr>
+      </w:pPr>
+      <w:r>
+        <w:rPr>
+          <w:rFonts w:ascii="Times New Roman" w:hAnsi="Times New Roman" w:cs="Times New Roman"/>
           <w:b/>
           <w:bCs/>
           <w:lang w:val="en-US"/>
         </w:rPr>
-      </w:pPr>
+        <w:t>End of Day 1</w:t>
+      </w:r>
     </w:p>
     <w:p>
       <w:pPr>
         <w:rPr>
-          <w:lang w:val="en-US"/>
-        </w:rPr>
-      </w:pPr>
-      <w:r>
-        <w:rPr>
+          <w:rFonts w:ascii="Times New Roman" w:hAnsi="Times New Roman" w:cs="Times New Roman"/>
           <w:b/>
           <w:bCs/>
           <w:lang w:val="en-US"/>
         </w:rPr>
-        <w:lastRenderedPageBreak/>
-        <w:t>Final Presentation Meeting</w:t>
-      </w:r>
-      <w:r>
-        <w:rPr>
+      </w:pPr>
+    </w:p>
+    <w:p>
+      <w:pPr>
+        <w:rPr>
+          <w:rFonts w:ascii="Times New Roman" w:hAnsi="Times New Roman" w:cs="Times New Roman"/>
           <w:lang w:val="en-US"/>
         </w:rPr>
-        <w:t xml:space="preserve"> </w:t>
-      </w:r>
-      <w:r>
-        <w:rPr>
-          <w:lang w:val="en-US"/>
-        </w:rPr>
-        <w:br/>
-        <w:t>Purpose: Present insights, conclusions, and recommendations</w:t>
-      </w:r>
-      <w:r>
-        <w:rPr>
-          <w:lang w:val="en-US"/>
-        </w:rPr>
-        <w:t xml:space="preserve"> </w:t>
-      </w:r>
-      <w:r>
-        <w:rPr>
+      </w:pPr>
+      <w:r>
+        <w:rPr>
+          <w:rFonts w:ascii="Times New Roman" w:hAnsi="Times New Roman" w:cs="Times New Roman"/>
           <w:b/>
           <w:bCs/>
           <w:lang w:val="en-US"/>
         </w:rPr>
+        <w:t xml:space="preserve">Day 2 </w:t>
+      </w:r>
+      <w:r>
+        <w:rPr>
+          <w:rFonts w:ascii="Times New Roman" w:hAnsi="Times New Roman" w:cs="Times New Roman"/>
+          <w:b/>
+          <w:bCs/>
+          <w:lang w:val="en-US"/>
+        </w:rPr>
+        <w:t>Final Presentation Meeting</w:t>
+      </w:r>
+      <w:r>
+        <w:rPr>
+          <w:rFonts w:ascii="Times New Roman" w:hAnsi="Times New Roman" w:cs="Times New Roman"/>
+          <w:lang w:val="en-US"/>
+        </w:rPr>
+        <w:t xml:space="preserve"> </w:t>
+      </w:r>
+      <w:r>
+        <w:rPr>
+          <w:rFonts w:ascii="Times New Roman" w:hAnsi="Times New Roman" w:cs="Times New Roman"/>
+          <w:lang w:val="en-US"/>
+        </w:rPr>
+        <w:br/>
+        <w:t>Purpose: Present insights, conclusions, and recommendations</w:t>
+      </w:r>
+      <w:r>
+        <w:rPr>
+          <w:rFonts w:ascii="Times New Roman" w:hAnsi="Times New Roman" w:cs="Times New Roman"/>
+          <w:lang w:val="en-US"/>
+        </w:rPr>
+        <w:t xml:space="preserve"> </w:t>
+      </w:r>
+      <w:r>
+        <w:rPr>
+          <w:rFonts w:ascii="Times New Roman" w:hAnsi="Times New Roman" w:cs="Times New Roman"/>
+          <w:b/>
+          <w:bCs/>
+          <w:lang w:val="en-US"/>
+        </w:rPr>
         <w:t>Day 2 (End of project)</w:t>
       </w:r>
     </w:p>
     <w:p>
       <w:pPr>
         <w:pStyle w:val="Heading3"/>
+        <w:rPr>
+          <w:rFonts w:ascii="Times New Roman" w:hAnsi="Times New Roman" w:cs="Times New Roman"/>
+        </w:rPr>
       </w:pPr>
       <w:bookmarkStart w:id="6" w:name="_ehyk7lupx6h" w:colFirst="0" w:colLast="0"/>
       <w:bookmarkEnd w:id="6"/>
       <w:r>
+        <w:rPr>
+          <w:rFonts w:ascii="Times New Roman" w:hAnsi="Times New Roman" w:cs="Times New Roman"/>
+        </w:rPr>
         <w:t>Further Resource &amp; Reference</w:t>
       </w:r>
     </w:p>
     <w:p>
-      <w:r>
+      <w:pPr>
+        <w:rPr>
+          <w:rFonts w:ascii="Times New Roman" w:hAnsi="Times New Roman" w:cs="Times New Roman"/>
+        </w:rPr>
+      </w:pPr>
+      <w:r>
+        <w:rPr>
+          <w:rFonts w:ascii="Times New Roman" w:hAnsi="Times New Roman" w:cs="Times New Roman"/>
+        </w:rPr>
         <w:t>Metric Standardization</w:t>
       </w:r>
     </w:p>
@@ -851,6 +1096,7 @@
               <w:spacing w:line="276" w:lineRule="auto"/>
               <w:jc w:val="left"/>
               <w:rPr>
+                <w:rFonts w:ascii="Times New Roman" w:hAnsi="Times New Roman" w:cs="Times New Roman"/>
                 <w:b/>
                 <w:bCs/>
                 <w:sz w:val="18"/>
@@ -860,12 +1106,14 @@
             </w:pPr>
             <w:r>
               <w:rPr>
+                <w:rFonts w:ascii="Times New Roman" w:hAnsi="Times New Roman" w:cs="Times New Roman"/>
                 <w:b/>
                 <w:bCs/>
                 <w:sz w:val="18"/>
                 <w:szCs w:val="18"/>
                 <w:lang w:val="en-US"/>
               </w:rPr>
+              <w:lastRenderedPageBreak/>
               <w:t>Metric</w:t>
             </w:r>
           </w:p>
@@ -880,6 +1128,7 @@
               <w:spacing w:line="276" w:lineRule="auto"/>
               <w:cnfStyle w:val="100000000000" w:firstRow="1" w:lastRow="0" w:firstColumn="0" w:lastColumn="0" w:oddVBand="0" w:evenVBand="0" w:oddHBand="0" w:evenHBand="0" w:firstRowFirstColumn="0" w:firstRowLastColumn="0" w:lastRowFirstColumn="0" w:lastRowLastColumn="0"/>
               <w:rPr>
+                <w:rFonts w:ascii="Times New Roman" w:hAnsi="Times New Roman" w:cs="Times New Roman"/>
                 <w:b/>
                 <w:bCs/>
                 <w:sz w:val="18"/>
@@ -889,6 +1138,7 @@
             </w:pPr>
             <w:r>
               <w:rPr>
+                <w:rFonts w:ascii="Times New Roman" w:hAnsi="Times New Roman" w:cs="Times New Roman"/>
                 <w:b/>
                 <w:bCs/>
                 <w:sz w:val="18"/>
@@ -914,13 +1164,15 @@
             <w:pPr>
               <w:spacing w:line="276" w:lineRule="auto"/>
               <w:rPr>
-                <w:sz w:val="18"/>
-                <w:szCs w:val="18"/>
-                <w:lang w:val="en-US"/>
-              </w:rPr>
-            </w:pPr>
-            <w:r>
-              <w:rPr>
+                <w:rFonts w:ascii="Times New Roman" w:hAnsi="Times New Roman" w:cs="Times New Roman"/>
+                <w:sz w:val="18"/>
+                <w:szCs w:val="18"/>
+                <w:lang w:val="en-US"/>
+              </w:rPr>
+            </w:pPr>
+            <w:r>
+              <w:rPr>
+                <w:rFonts w:ascii="Times New Roman" w:hAnsi="Times New Roman" w:cs="Times New Roman"/>
                 <w:sz w:val="18"/>
                 <w:szCs w:val="18"/>
                 <w:lang w:val="en-US"/>
@@ -939,42 +1191,20 @@
               <w:spacing w:line="276" w:lineRule="auto"/>
               <w:cnfStyle w:val="000000100000" w:firstRow="0" w:lastRow="0" w:firstColumn="0" w:lastColumn="0" w:oddVBand="0" w:evenVBand="0" w:oddHBand="1" w:evenHBand="0" w:firstRowFirstColumn="0" w:firstRowLastColumn="0" w:lastRowFirstColumn="0" w:lastRowLastColumn="0"/>
               <w:rPr>
-                <w:sz w:val="18"/>
-                <w:szCs w:val="18"/>
-                <w:lang w:val="en-US"/>
-              </w:rPr>
-            </w:pPr>
-            <w:r>
-              <w:rPr>
-                <w:sz w:val="18"/>
-                <w:szCs w:val="18"/>
-                <w:lang w:val="en-US"/>
-              </w:rPr>
-              <w:t xml:space="preserve">Total </w:t>
-            </w:r>
-            <w:r>
-              <w:rPr>
-                <w:sz w:val="18"/>
-                <w:szCs w:val="18"/>
-                <w:lang w:val="en-US"/>
-              </w:rPr>
-              <w:t xml:space="preserve">amount </w:t>
-            </w:r>
-            <w:r>
-              <w:rPr>
-                <w:sz w:val="18"/>
-                <w:szCs w:val="18"/>
-                <w:lang w:val="en-US"/>
-              </w:rPr>
-              <w:t xml:space="preserve">across all </w:t>
-            </w:r>
-            <w:r>
-              <w:rPr>
-                <w:sz w:val="18"/>
-                <w:szCs w:val="18"/>
-                <w:lang w:val="en-US"/>
-              </w:rPr>
-              <w:t>accounts</w:t>
+                <w:rFonts w:ascii="Times New Roman" w:hAnsi="Times New Roman" w:cs="Times New Roman"/>
+                <w:sz w:val="18"/>
+                <w:szCs w:val="18"/>
+                <w:lang w:val="en-US"/>
+              </w:rPr>
+            </w:pPr>
+            <w:r>
+              <w:rPr>
+                <w:rFonts w:ascii="Times New Roman" w:hAnsi="Times New Roman" w:cs="Times New Roman"/>
+                <w:sz w:val="18"/>
+                <w:szCs w:val="18"/>
+                <w:lang w:val="en-US"/>
+              </w:rPr>
+              <w:t>Total amount across all accounts</w:t>
             </w:r>
           </w:p>
         </w:tc>
@@ -990,13 +1220,15 @@
             <w:pPr>
               <w:spacing w:line="276" w:lineRule="auto"/>
               <w:rPr>
-                <w:sz w:val="18"/>
-                <w:szCs w:val="18"/>
-                <w:lang w:val="en-US"/>
-              </w:rPr>
-            </w:pPr>
-            <w:r>
-              <w:rPr>
+                <w:rFonts w:ascii="Times New Roman" w:hAnsi="Times New Roman" w:cs="Times New Roman"/>
+                <w:sz w:val="18"/>
+                <w:szCs w:val="18"/>
+                <w:lang w:val="en-US"/>
+              </w:rPr>
+            </w:pPr>
+            <w:r>
+              <w:rPr>
+                <w:rFonts w:ascii="Times New Roman" w:hAnsi="Times New Roman" w:cs="Times New Roman"/>
                 <w:sz w:val="18"/>
                 <w:szCs w:val="18"/>
                 <w:lang w:val="en-US"/>
@@ -1015,13 +1247,15 @@
               <w:spacing w:line="276" w:lineRule="auto"/>
               <w:cnfStyle w:val="000000000000" w:firstRow="0" w:lastRow="0" w:firstColumn="0" w:lastColumn="0" w:oddVBand="0" w:evenVBand="0" w:oddHBand="0" w:evenHBand="0" w:firstRowFirstColumn="0" w:firstRowLastColumn="0" w:lastRowFirstColumn="0" w:lastRowLastColumn="0"/>
               <w:rPr>
-                <w:sz w:val="18"/>
-                <w:szCs w:val="18"/>
-                <w:lang w:val="en-US"/>
-              </w:rPr>
-            </w:pPr>
-            <w:r>
-              <w:rPr>
+                <w:rFonts w:ascii="Times New Roman" w:hAnsi="Times New Roman" w:cs="Times New Roman"/>
+                <w:sz w:val="18"/>
+                <w:szCs w:val="18"/>
+                <w:lang w:val="en-US"/>
+              </w:rPr>
+            </w:pPr>
+            <w:r>
+              <w:rPr>
+                <w:rFonts w:ascii="Times New Roman" w:hAnsi="Times New Roman" w:cs="Times New Roman"/>
                 <w:sz w:val="18"/>
                 <w:szCs w:val="18"/>
                 <w:lang w:val="en-US"/>
@@ -1045,13 +1279,15 @@
             <w:pPr>
               <w:spacing w:line="276" w:lineRule="auto"/>
               <w:rPr>
-                <w:sz w:val="18"/>
-                <w:szCs w:val="18"/>
-                <w:lang w:val="en-US"/>
-              </w:rPr>
-            </w:pPr>
-            <w:r>
-              <w:rPr>
+                <w:rFonts w:ascii="Times New Roman" w:hAnsi="Times New Roman" w:cs="Times New Roman"/>
+                <w:sz w:val="18"/>
+                <w:szCs w:val="18"/>
+                <w:lang w:val="en-US"/>
+              </w:rPr>
+            </w:pPr>
+            <w:r>
+              <w:rPr>
+                <w:rFonts w:ascii="Times New Roman" w:hAnsi="Times New Roman" w:cs="Times New Roman"/>
                 <w:sz w:val="18"/>
                 <w:szCs w:val="18"/>
                 <w:lang w:val="en-US"/>
@@ -1070,34 +1306,20 @@
               <w:spacing w:line="276" w:lineRule="auto"/>
               <w:cnfStyle w:val="000000100000" w:firstRow="0" w:lastRow="0" w:firstColumn="0" w:lastColumn="0" w:oddVBand="0" w:evenVBand="0" w:oddHBand="1" w:evenHBand="0" w:firstRowFirstColumn="0" w:firstRowLastColumn="0" w:lastRowFirstColumn="0" w:lastRowLastColumn="0"/>
               <w:rPr>
-                <w:sz w:val="18"/>
-                <w:szCs w:val="18"/>
-                <w:lang w:val="en-US"/>
-              </w:rPr>
-            </w:pPr>
-            <w:r>
-              <w:rPr>
-                <w:sz w:val="18"/>
-                <w:szCs w:val="18"/>
-                <w:lang w:val="en-US"/>
-              </w:rPr>
-              <w:t>All indirect costs (marketing,</w:t>
-            </w:r>
-            <w:r>
-              <w:rPr>
-                <w:sz w:val="18"/>
-                <w:szCs w:val="18"/>
-                <w:lang w:val="en-US"/>
-              </w:rPr>
-              <w:t xml:space="preserve"> rent, and salaries</w:t>
-            </w:r>
-            <w:r>
-              <w:rPr>
-                <w:sz w:val="18"/>
-                <w:szCs w:val="18"/>
-                <w:lang w:val="en-US"/>
-              </w:rPr>
-              <w:t>)</w:t>
+                <w:rFonts w:ascii="Times New Roman" w:hAnsi="Times New Roman" w:cs="Times New Roman"/>
+                <w:sz w:val="18"/>
+                <w:szCs w:val="18"/>
+                <w:lang w:val="en-US"/>
+              </w:rPr>
+            </w:pPr>
+            <w:r>
+              <w:rPr>
+                <w:rFonts w:ascii="Times New Roman" w:hAnsi="Times New Roman" w:cs="Times New Roman"/>
+                <w:sz w:val="18"/>
+                <w:szCs w:val="18"/>
+                <w:lang w:val="en-US"/>
+              </w:rPr>
+              <w:t>All indirect costs (marketing, rent, and salaries)</w:t>
             </w:r>
           </w:p>
         </w:tc>
@@ -1113,13 +1335,15 @@
             <w:pPr>
               <w:spacing w:line="276" w:lineRule="auto"/>
               <w:rPr>
-                <w:sz w:val="18"/>
-                <w:szCs w:val="18"/>
-                <w:lang w:val="en-US"/>
-              </w:rPr>
-            </w:pPr>
-            <w:r>
-              <w:rPr>
+                <w:rFonts w:ascii="Times New Roman" w:hAnsi="Times New Roman" w:cs="Times New Roman"/>
+                <w:sz w:val="18"/>
+                <w:szCs w:val="18"/>
+                <w:lang w:val="en-US"/>
+              </w:rPr>
+            </w:pPr>
+            <w:r>
+              <w:rPr>
+                <w:rFonts w:ascii="Times New Roman" w:hAnsi="Times New Roman" w:cs="Times New Roman"/>
                 <w:sz w:val="18"/>
                 <w:szCs w:val="18"/>
                 <w:lang w:val="en-US"/>
@@ -1138,13 +1362,15 @@
               <w:spacing w:line="276" w:lineRule="auto"/>
               <w:cnfStyle w:val="000000000000" w:firstRow="0" w:lastRow="0" w:firstColumn="0" w:lastColumn="0" w:oddVBand="0" w:evenVBand="0" w:oddHBand="0" w:evenHBand="0" w:firstRowFirstColumn="0" w:firstRowLastColumn="0" w:lastRowFirstColumn="0" w:lastRowLastColumn="0"/>
               <w:rPr>
-                <w:sz w:val="18"/>
-                <w:szCs w:val="18"/>
-                <w:lang w:val="en-US"/>
-              </w:rPr>
-            </w:pPr>
-            <w:r>
-              <w:rPr>
+                <w:rFonts w:ascii="Times New Roman" w:hAnsi="Times New Roman" w:cs="Times New Roman"/>
+                <w:sz w:val="18"/>
+                <w:szCs w:val="18"/>
+                <w:lang w:val="en-US"/>
+              </w:rPr>
+            </w:pPr>
+            <w:r>
+              <w:rPr>
+                <w:rFonts w:ascii="Times New Roman" w:hAnsi="Times New Roman" w:cs="Times New Roman"/>
                 <w:sz w:val="18"/>
                 <w:szCs w:val="18"/>
                 <w:lang w:val="en-US"/>
@@ -1168,13 +1394,15 @@
             <w:pPr>
               <w:spacing w:line="276" w:lineRule="auto"/>
               <w:rPr>
-                <w:sz w:val="18"/>
-                <w:szCs w:val="18"/>
-                <w:lang w:val="en-US"/>
-              </w:rPr>
-            </w:pPr>
-            <w:r>
-              <w:rPr>
+                <w:rFonts w:ascii="Times New Roman" w:hAnsi="Times New Roman" w:cs="Times New Roman"/>
+                <w:sz w:val="18"/>
+                <w:szCs w:val="18"/>
+                <w:lang w:val="en-US"/>
+              </w:rPr>
+            </w:pPr>
+            <w:r>
+              <w:rPr>
+                <w:rFonts w:ascii="Times New Roman" w:hAnsi="Times New Roman" w:cs="Times New Roman"/>
                 <w:sz w:val="18"/>
                 <w:szCs w:val="18"/>
                 <w:lang w:val="en-US"/>
@@ -1193,13 +1421,15 @@
               <w:spacing w:line="276" w:lineRule="auto"/>
               <w:cnfStyle w:val="000000100000" w:firstRow="0" w:lastRow="0" w:firstColumn="0" w:lastColumn="0" w:oddVBand="0" w:evenVBand="0" w:oddHBand="1" w:evenHBand="0" w:firstRowFirstColumn="0" w:firstRowLastColumn="0" w:lastRowFirstColumn="0" w:lastRowLastColumn="0"/>
               <w:rPr>
-                <w:sz w:val="18"/>
-                <w:szCs w:val="18"/>
-                <w:lang w:val="en-US"/>
-              </w:rPr>
-            </w:pPr>
-            <w:r>
-              <w:rPr>
+                <w:rFonts w:ascii="Times New Roman" w:hAnsi="Times New Roman" w:cs="Times New Roman"/>
+                <w:sz w:val="18"/>
+                <w:szCs w:val="18"/>
+                <w:lang w:val="en-US"/>
+              </w:rPr>
+            </w:pPr>
+            <w:r>
+              <w:rPr>
+                <w:rFonts w:ascii="Times New Roman" w:hAnsi="Times New Roman" w:cs="Times New Roman"/>
                 <w:sz w:val="18"/>
                 <w:szCs w:val="18"/>
                 <w:lang w:val="en-US"/>
@@ -1218,13 +1448,15 @@
           <w:p>
             <w:pPr>
               <w:rPr>
-                <w:sz w:val="18"/>
-                <w:szCs w:val="18"/>
-                <w:lang w:val="en-US"/>
-              </w:rPr>
-            </w:pPr>
-            <w:r>
-              <w:rPr>
+                <w:rFonts w:ascii="Times New Roman" w:hAnsi="Times New Roman" w:cs="Times New Roman"/>
+                <w:sz w:val="18"/>
+                <w:szCs w:val="18"/>
+                <w:lang w:val="en-US"/>
+              </w:rPr>
+            </w:pPr>
+            <w:r>
+              <w:rPr>
+                <w:rFonts w:ascii="Times New Roman" w:hAnsi="Times New Roman" w:cs="Times New Roman"/>
                 <w:sz w:val="18"/>
                 <w:szCs w:val="18"/>
                 <w:lang w:val="en-US"/>
@@ -1241,13 +1473,15 @@
             <w:pPr>
               <w:cnfStyle w:val="000000000000" w:firstRow="0" w:lastRow="0" w:firstColumn="0" w:lastColumn="0" w:oddVBand="0" w:evenVBand="0" w:oddHBand="0" w:evenHBand="0" w:firstRowFirstColumn="0" w:firstRowLastColumn="0" w:lastRowFirstColumn="0" w:lastRowLastColumn="0"/>
               <w:rPr>
-                <w:sz w:val="18"/>
-                <w:szCs w:val="18"/>
-                <w:lang w:val="en-US"/>
-              </w:rPr>
-            </w:pPr>
-            <w:r>
-              <w:rPr>
+                <w:rFonts w:ascii="Times New Roman" w:hAnsi="Times New Roman" w:cs="Times New Roman"/>
+                <w:sz w:val="18"/>
+                <w:szCs w:val="18"/>
+                <w:lang w:val="en-US"/>
+              </w:rPr>
+            </w:pPr>
+            <w:r>
+              <w:rPr>
+                <w:rFonts w:ascii="Times New Roman" w:hAnsi="Times New Roman" w:cs="Times New Roman"/>
                 <w:sz w:val="18"/>
                 <w:szCs w:val="18"/>
                 <w:lang w:val="en-US"/>
@@ -1258,9 +1492,23 @@
         </w:tc>
       </w:tr>
     </w:tbl>
-    <w:p/>
     <w:p>
-      <w:r>
+      <w:pPr>
+        <w:rPr>
+          <w:rFonts w:ascii="Times New Roman" w:hAnsi="Times New Roman" w:cs="Times New Roman"/>
+        </w:rPr>
+      </w:pPr>
+    </w:p>
+    <w:p>
+      <w:pPr>
+        <w:rPr>
+          <w:rFonts w:ascii="Times New Roman" w:hAnsi="Times New Roman" w:cs="Times New Roman"/>
+        </w:rPr>
+      </w:pPr>
+      <w:r>
+        <w:rPr>
+          <w:rFonts w:ascii="Times New Roman" w:hAnsi="Times New Roman" w:cs="Times New Roman"/>
+        </w:rPr>
         <w:t>KPI Definition &amp; Mapping</w:t>
       </w:r>
     </w:p>
@@ -1271,11 +1519,11 @@
         <w:tblLook w:val="04A0" w:firstRow="1" w:lastRow="0" w:firstColumn="1" w:lastColumn="0" w:noHBand="0" w:noVBand="1"/>
       </w:tblPr>
       <w:tblGrid>
-        <w:gridCol w:w="1784"/>
-        <w:gridCol w:w="2259"/>
-        <w:gridCol w:w="1785"/>
-        <w:gridCol w:w="1308"/>
-        <w:gridCol w:w="2224"/>
+        <w:gridCol w:w="1804"/>
+        <w:gridCol w:w="2243"/>
+        <w:gridCol w:w="1786"/>
+        <w:gridCol w:w="1247"/>
+        <w:gridCol w:w="2280"/>
       </w:tblGrid>
       <w:tr>
         <w:trPr>
@@ -1291,15 +1539,15 @@
             <w:pPr>
               <w:jc w:val="center"/>
               <w:rPr>
-                <w:rFonts w:ascii="Arial" w:eastAsia="Times New Roman" w:hAnsi="Arial" w:cs="Arial"/>
-                <w:sz w:val="18"/>
-                <w:szCs w:val="18"/>
-                <w:lang w:val="en-US"/>
-              </w:rPr>
-            </w:pPr>
-            <w:r>
-              <w:rPr>
-                <w:rFonts w:ascii="Arial" w:eastAsia="Times New Roman" w:hAnsi="Arial" w:cs="Arial"/>
+                <w:rFonts w:ascii="Times New Roman" w:eastAsia="Times New Roman" w:hAnsi="Times New Roman" w:cs="Times New Roman"/>
+                <w:sz w:val="18"/>
+                <w:szCs w:val="18"/>
+                <w:lang w:val="en-US"/>
+              </w:rPr>
+            </w:pPr>
+            <w:r>
+              <w:rPr>
+                <w:rFonts w:ascii="Times New Roman" w:eastAsia="Times New Roman" w:hAnsi="Times New Roman" w:cs="Times New Roman"/>
                 <w:sz w:val="18"/>
                 <w:szCs w:val="18"/>
                 <w:lang w:val="en-US"/>
@@ -1318,15 +1566,15 @@
               <w:jc w:val="center"/>
               <w:cnfStyle w:val="100000000000" w:firstRow="1" w:lastRow="0" w:firstColumn="0" w:lastColumn="0" w:oddVBand="0" w:evenVBand="0" w:oddHBand="0" w:evenHBand="0" w:firstRowFirstColumn="0" w:firstRowLastColumn="0" w:lastRowFirstColumn="0" w:lastRowLastColumn="0"/>
               <w:rPr>
-                <w:rFonts w:ascii="Arial" w:eastAsia="Times New Roman" w:hAnsi="Arial" w:cs="Arial"/>
-                <w:sz w:val="18"/>
-                <w:szCs w:val="18"/>
-                <w:lang w:val="en-US"/>
-              </w:rPr>
-            </w:pPr>
-            <w:r>
-              <w:rPr>
-                <w:rFonts w:ascii="Arial" w:eastAsia="Times New Roman" w:hAnsi="Arial" w:cs="Arial"/>
+                <w:rFonts w:ascii="Times New Roman" w:eastAsia="Times New Roman" w:hAnsi="Times New Roman" w:cs="Times New Roman"/>
+                <w:sz w:val="18"/>
+                <w:szCs w:val="18"/>
+                <w:lang w:val="en-US"/>
+              </w:rPr>
+            </w:pPr>
+            <w:r>
+              <w:rPr>
+                <w:rFonts w:ascii="Times New Roman" w:eastAsia="Times New Roman" w:hAnsi="Times New Roman" w:cs="Times New Roman"/>
                 <w:sz w:val="18"/>
                 <w:szCs w:val="18"/>
                 <w:lang w:val="en-US"/>
@@ -1345,15 +1593,15 @@
               <w:jc w:val="center"/>
               <w:cnfStyle w:val="100000000000" w:firstRow="1" w:lastRow="0" w:firstColumn="0" w:lastColumn="0" w:oddVBand="0" w:evenVBand="0" w:oddHBand="0" w:evenHBand="0" w:firstRowFirstColumn="0" w:firstRowLastColumn="0" w:lastRowFirstColumn="0" w:lastRowLastColumn="0"/>
               <w:rPr>
-                <w:rFonts w:ascii="Arial" w:eastAsia="Times New Roman" w:hAnsi="Arial" w:cs="Arial"/>
-                <w:sz w:val="18"/>
-                <w:szCs w:val="18"/>
-                <w:lang w:val="en-US"/>
-              </w:rPr>
-            </w:pPr>
-            <w:r>
-              <w:rPr>
-                <w:rFonts w:ascii="Arial" w:eastAsia="Times New Roman" w:hAnsi="Arial" w:cs="Arial"/>
+                <w:rFonts w:ascii="Times New Roman" w:eastAsia="Times New Roman" w:hAnsi="Times New Roman" w:cs="Times New Roman"/>
+                <w:sz w:val="18"/>
+                <w:szCs w:val="18"/>
+                <w:lang w:val="en-US"/>
+              </w:rPr>
+            </w:pPr>
+            <w:r>
+              <w:rPr>
+                <w:rFonts w:ascii="Times New Roman" w:eastAsia="Times New Roman" w:hAnsi="Times New Roman" w:cs="Times New Roman"/>
                 <w:sz w:val="18"/>
                 <w:szCs w:val="18"/>
                 <w:lang w:val="en-US"/>
@@ -1372,15 +1620,15 @@
               <w:jc w:val="center"/>
               <w:cnfStyle w:val="100000000000" w:firstRow="1" w:lastRow="0" w:firstColumn="0" w:lastColumn="0" w:oddVBand="0" w:evenVBand="0" w:oddHBand="0" w:evenHBand="0" w:firstRowFirstColumn="0" w:firstRowLastColumn="0" w:lastRowFirstColumn="0" w:lastRowLastColumn="0"/>
               <w:rPr>
-                <w:rFonts w:ascii="Arial" w:eastAsia="Times New Roman" w:hAnsi="Arial" w:cs="Arial"/>
-                <w:sz w:val="18"/>
-                <w:szCs w:val="18"/>
-                <w:lang w:val="en-US"/>
-              </w:rPr>
-            </w:pPr>
-            <w:r>
-              <w:rPr>
-                <w:rFonts w:ascii="Arial" w:eastAsia="Times New Roman" w:hAnsi="Arial" w:cs="Arial"/>
+                <w:rFonts w:ascii="Times New Roman" w:eastAsia="Times New Roman" w:hAnsi="Times New Roman" w:cs="Times New Roman"/>
+                <w:sz w:val="18"/>
+                <w:szCs w:val="18"/>
+                <w:lang w:val="en-US"/>
+              </w:rPr>
+            </w:pPr>
+            <w:r>
+              <w:rPr>
+                <w:rFonts w:ascii="Times New Roman" w:eastAsia="Times New Roman" w:hAnsi="Times New Roman" w:cs="Times New Roman"/>
                 <w:sz w:val="18"/>
                 <w:szCs w:val="18"/>
                 <w:lang w:val="en-US"/>
@@ -1399,15 +1647,15 @@
               <w:jc w:val="center"/>
               <w:cnfStyle w:val="100000000000" w:firstRow="1" w:lastRow="0" w:firstColumn="0" w:lastColumn="0" w:oddVBand="0" w:evenVBand="0" w:oddHBand="0" w:evenHBand="0" w:firstRowFirstColumn="0" w:firstRowLastColumn="0" w:lastRowFirstColumn="0" w:lastRowLastColumn="0"/>
               <w:rPr>
-                <w:rFonts w:ascii="Arial" w:eastAsia="Times New Roman" w:hAnsi="Arial" w:cs="Arial"/>
-                <w:sz w:val="18"/>
-                <w:szCs w:val="18"/>
-                <w:lang w:val="en-US"/>
-              </w:rPr>
-            </w:pPr>
-            <w:r>
-              <w:rPr>
-                <w:rFonts w:ascii="Arial" w:eastAsia="Times New Roman" w:hAnsi="Arial" w:cs="Arial"/>
+                <w:rFonts w:ascii="Times New Roman" w:eastAsia="Times New Roman" w:hAnsi="Times New Roman" w:cs="Times New Roman"/>
+                <w:sz w:val="18"/>
+                <w:szCs w:val="18"/>
+                <w:lang w:val="en-US"/>
+              </w:rPr>
+            </w:pPr>
+            <w:r>
+              <w:rPr>
+                <w:rFonts w:ascii="Times New Roman" w:eastAsia="Times New Roman" w:hAnsi="Times New Roman" w:cs="Times New Roman"/>
                 <w:sz w:val="18"/>
                 <w:szCs w:val="18"/>
                 <w:lang w:val="en-US"/>
@@ -1430,15 +1678,15 @@
           <w:p>
             <w:pPr>
               <w:rPr>
-                <w:rFonts w:ascii="Arial" w:eastAsia="Times New Roman" w:hAnsi="Arial" w:cs="Arial"/>
-                <w:sz w:val="18"/>
-                <w:szCs w:val="18"/>
-                <w:lang w:val="en-US"/>
-              </w:rPr>
-            </w:pPr>
-            <w:r>
-              <w:rPr>
-                <w:rFonts w:ascii="Arial" w:eastAsia="Times New Roman" w:hAnsi="Arial" w:cs="Arial"/>
+                <w:rFonts w:ascii="Times New Roman" w:eastAsia="Times New Roman" w:hAnsi="Times New Roman" w:cs="Times New Roman"/>
+                <w:sz w:val="18"/>
+                <w:szCs w:val="18"/>
+                <w:lang w:val="en-US"/>
+              </w:rPr>
+            </w:pPr>
+            <w:r>
+              <w:rPr>
+                <w:rFonts w:ascii="Times New Roman" w:eastAsia="Times New Roman" w:hAnsi="Times New Roman" w:cs="Times New Roman"/>
                 <w:sz w:val="18"/>
                 <w:szCs w:val="18"/>
                 <w:lang w:val="en-US"/>
@@ -1456,15 +1704,15 @@
             <w:pPr>
               <w:cnfStyle w:val="000000100000" w:firstRow="0" w:lastRow="0" w:firstColumn="0" w:lastColumn="0" w:oddVBand="0" w:evenVBand="0" w:oddHBand="1" w:evenHBand="0" w:firstRowFirstColumn="0" w:firstRowLastColumn="0" w:lastRowFirstColumn="0" w:lastRowLastColumn="0"/>
               <w:rPr>
-                <w:rFonts w:eastAsia="Times New Roman"/>
-                <w:sz w:val="18"/>
-                <w:szCs w:val="18"/>
-                <w:lang w:val="en-US"/>
-              </w:rPr>
-            </w:pPr>
-            <w:r>
-              <w:rPr>
-                <w:rFonts w:eastAsia="Times New Roman"/>
+                <w:rFonts w:ascii="Times New Roman" w:eastAsia="Times New Roman" w:hAnsi="Times New Roman" w:cs="Times New Roman"/>
+                <w:sz w:val="18"/>
+                <w:szCs w:val="18"/>
+                <w:lang w:val="en-US"/>
+              </w:rPr>
+            </w:pPr>
+            <w:r>
+              <w:rPr>
+                <w:rFonts w:ascii="Times New Roman" w:eastAsia="Times New Roman" w:hAnsi="Times New Roman" w:cs="Times New Roman"/>
                 <w:sz w:val="18"/>
                 <w:szCs w:val="18"/>
                 <w:lang w:val="en-US"/>
@@ -1482,15 +1730,15 @@
             <w:pPr>
               <w:cnfStyle w:val="000000100000" w:firstRow="0" w:lastRow="0" w:firstColumn="0" w:lastColumn="0" w:oddVBand="0" w:evenVBand="0" w:oddHBand="1" w:evenHBand="0" w:firstRowFirstColumn="0" w:firstRowLastColumn="0" w:lastRowFirstColumn="0" w:lastRowLastColumn="0"/>
               <w:rPr>
-                <w:rFonts w:eastAsia="Times New Roman"/>
-                <w:sz w:val="18"/>
-                <w:szCs w:val="18"/>
-                <w:lang w:val="en-US"/>
-              </w:rPr>
-            </w:pPr>
-            <w:r>
-              <w:rPr>
-                <w:rFonts w:eastAsia="Times New Roman"/>
+                <w:rFonts w:ascii="Times New Roman" w:eastAsia="Times New Roman" w:hAnsi="Times New Roman" w:cs="Times New Roman"/>
+                <w:sz w:val="18"/>
+                <w:szCs w:val="18"/>
+                <w:lang w:val="en-US"/>
+              </w:rPr>
+            </w:pPr>
+            <w:r>
+              <w:rPr>
+                <w:rFonts w:ascii="Times New Roman" w:eastAsia="Times New Roman" w:hAnsi="Times New Roman" w:cs="Times New Roman"/>
                 <w:sz w:val="18"/>
                 <w:szCs w:val="18"/>
                 <w:lang w:val="en-US"/>
@@ -1508,15 +1756,15 @@
             <w:pPr>
               <w:cnfStyle w:val="000000100000" w:firstRow="0" w:lastRow="0" w:firstColumn="0" w:lastColumn="0" w:oddVBand="0" w:evenVBand="0" w:oddHBand="1" w:evenHBand="0" w:firstRowFirstColumn="0" w:firstRowLastColumn="0" w:lastRowFirstColumn="0" w:lastRowLastColumn="0"/>
               <w:rPr>
-                <w:rFonts w:eastAsia="Times New Roman"/>
-                <w:sz w:val="18"/>
-                <w:szCs w:val="18"/>
-                <w:lang w:val="en-US"/>
-              </w:rPr>
-            </w:pPr>
-            <w:r>
-              <w:rPr>
-                <w:rFonts w:eastAsia="Times New Roman"/>
+                <w:rFonts w:ascii="Times New Roman" w:eastAsia="Times New Roman" w:hAnsi="Times New Roman" w:cs="Times New Roman"/>
+                <w:sz w:val="18"/>
+                <w:szCs w:val="18"/>
+                <w:lang w:val="en-US"/>
+              </w:rPr>
+            </w:pPr>
+            <w:r>
+              <w:rPr>
+                <w:rFonts w:ascii="Times New Roman" w:eastAsia="Times New Roman" w:hAnsi="Times New Roman" w:cs="Times New Roman"/>
                 <w:sz w:val="18"/>
                 <w:szCs w:val="18"/>
                 <w:lang w:val="en-US"/>
@@ -1534,15 +1782,15 @@
             <w:pPr>
               <w:cnfStyle w:val="000000100000" w:firstRow="0" w:lastRow="0" w:firstColumn="0" w:lastColumn="0" w:oddVBand="0" w:evenVBand="0" w:oddHBand="1" w:evenHBand="0" w:firstRowFirstColumn="0" w:firstRowLastColumn="0" w:lastRowFirstColumn="0" w:lastRowLastColumn="0"/>
               <w:rPr>
-                <w:rFonts w:eastAsia="Times New Roman"/>
-                <w:sz w:val="18"/>
-                <w:szCs w:val="18"/>
-                <w:lang w:val="en-US"/>
-              </w:rPr>
-            </w:pPr>
-            <w:r>
-              <w:rPr>
-                <w:rFonts w:eastAsia="Times New Roman"/>
+                <w:rFonts w:ascii="Times New Roman" w:eastAsia="Times New Roman" w:hAnsi="Times New Roman" w:cs="Times New Roman"/>
+                <w:sz w:val="18"/>
+                <w:szCs w:val="18"/>
+                <w:lang w:val="en-US"/>
+              </w:rPr>
+            </w:pPr>
+            <w:r>
+              <w:rPr>
+                <w:rFonts w:ascii="Times New Roman" w:eastAsia="Times New Roman" w:hAnsi="Times New Roman" w:cs="Times New Roman"/>
                 <w:sz w:val="18"/>
                 <w:szCs w:val="18"/>
                 <w:lang w:val="en-US"/>
@@ -1562,15 +1810,15 @@
           <w:p>
             <w:pPr>
               <w:rPr>
-                <w:rFonts w:ascii="Arial" w:eastAsia="Times New Roman" w:hAnsi="Arial" w:cs="Arial"/>
-                <w:sz w:val="18"/>
-                <w:szCs w:val="18"/>
-                <w:lang w:val="en-US"/>
-              </w:rPr>
-            </w:pPr>
-            <w:r>
-              <w:rPr>
-                <w:rFonts w:ascii="Arial" w:eastAsia="Times New Roman" w:hAnsi="Arial" w:cs="Arial"/>
+                <w:rFonts w:ascii="Times New Roman" w:eastAsia="Times New Roman" w:hAnsi="Times New Roman" w:cs="Times New Roman"/>
+                <w:sz w:val="18"/>
+                <w:szCs w:val="18"/>
+                <w:lang w:val="en-US"/>
+              </w:rPr>
+            </w:pPr>
+            <w:r>
+              <w:rPr>
+                <w:rFonts w:ascii="Times New Roman" w:eastAsia="Times New Roman" w:hAnsi="Times New Roman" w:cs="Times New Roman"/>
                 <w:sz w:val="18"/>
                 <w:szCs w:val="18"/>
                 <w:lang w:val="en-US"/>
@@ -1588,15 +1836,15 @@
             <w:pPr>
               <w:cnfStyle w:val="000000000000" w:firstRow="0" w:lastRow="0" w:firstColumn="0" w:lastColumn="0" w:oddVBand="0" w:evenVBand="0" w:oddHBand="0" w:evenHBand="0" w:firstRowFirstColumn="0" w:firstRowLastColumn="0" w:lastRowFirstColumn="0" w:lastRowLastColumn="0"/>
               <w:rPr>
-                <w:rFonts w:eastAsia="Times New Roman"/>
-                <w:sz w:val="18"/>
-                <w:szCs w:val="18"/>
-                <w:lang w:val="en-US"/>
-              </w:rPr>
-            </w:pPr>
-            <w:r>
-              <w:rPr>
-                <w:rFonts w:eastAsia="Times New Roman"/>
+                <w:rFonts w:ascii="Times New Roman" w:eastAsia="Times New Roman" w:hAnsi="Times New Roman" w:cs="Times New Roman"/>
+                <w:sz w:val="18"/>
+                <w:szCs w:val="18"/>
+                <w:lang w:val="en-US"/>
+              </w:rPr>
+            </w:pPr>
+            <w:r>
+              <w:rPr>
+                <w:rFonts w:ascii="Times New Roman" w:eastAsia="Times New Roman" w:hAnsi="Times New Roman" w:cs="Times New Roman"/>
                 <w:sz w:val="18"/>
                 <w:szCs w:val="18"/>
                 <w:lang w:val="en-US"/>
@@ -1614,15 +1862,15 @@
             <w:pPr>
               <w:cnfStyle w:val="000000000000" w:firstRow="0" w:lastRow="0" w:firstColumn="0" w:lastColumn="0" w:oddVBand="0" w:evenVBand="0" w:oddHBand="0" w:evenHBand="0" w:firstRowFirstColumn="0" w:firstRowLastColumn="0" w:lastRowFirstColumn="0" w:lastRowLastColumn="0"/>
               <w:rPr>
-                <w:rFonts w:eastAsia="Times New Roman"/>
-                <w:sz w:val="18"/>
-                <w:szCs w:val="18"/>
-                <w:lang w:val="en-US"/>
-              </w:rPr>
-            </w:pPr>
-            <w:r>
-              <w:rPr>
-                <w:rFonts w:eastAsia="Times New Roman"/>
+                <w:rFonts w:ascii="Times New Roman" w:eastAsia="Times New Roman" w:hAnsi="Times New Roman" w:cs="Times New Roman"/>
+                <w:sz w:val="18"/>
+                <w:szCs w:val="18"/>
+                <w:lang w:val="en-US"/>
+              </w:rPr>
+            </w:pPr>
+            <w:r>
+              <w:rPr>
+                <w:rFonts w:ascii="Times New Roman" w:eastAsia="Times New Roman" w:hAnsi="Times New Roman" w:cs="Times New Roman"/>
                 <w:sz w:val="18"/>
                 <w:szCs w:val="18"/>
                 <w:lang w:val="en-US"/>
@@ -1640,15 +1888,15 @@
             <w:pPr>
               <w:cnfStyle w:val="000000000000" w:firstRow="0" w:lastRow="0" w:firstColumn="0" w:lastColumn="0" w:oddVBand="0" w:evenVBand="0" w:oddHBand="0" w:evenHBand="0" w:firstRowFirstColumn="0" w:firstRowLastColumn="0" w:lastRowFirstColumn="0" w:lastRowLastColumn="0"/>
               <w:rPr>
-                <w:rFonts w:eastAsia="Times New Roman"/>
-                <w:sz w:val="18"/>
-                <w:szCs w:val="18"/>
-                <w:lang w:val="en-US"/>
-              </w:rPr>
-            </w:pPr>
-            <w:r>
-              <w:rPr>
-                <w:rFonts w:eastAsia="Times New Roman"/>
+                <w:rFonts w:ascii="Times New Roman" w:eastAsia="Times New Roman" w:hAnsi="Times New Roman" w:cs="Times New Roman"/>
+                <w:sz w:val="18"/>
+                <w:szCs w:val="18"/>
+                <w:lang w:val="en-US"/>
+              </w:rPr>
+            </w:pPr>
+            <w:r>
+              <w:rPr>
+                <w:rFonts w:ascii="Times New Roman" w:eastAsia="Times New Roman" w:hAnsi="Times New Roman" w:cs="Times New Roman"/>
                 <w:sz w:val="18"/>
                 <w:szCs w:val="18"/>
                 <w:lang w:val="en-US"/>
@@ -1666,15 +1914,15 @@
             <w:pPr>
               <w:cnfStyle w:val="000000000000" w:firstRow="0" w:lastRow="0" w:firstColumn="0" w:lastColumn="0" w:oddVBand="0" w:evenVBand="0" w:oddHBand="0" w:evenHBand="0" w:firstRowFirstColumn="0" w:firstRowLastColumn="0" w:lastRowFirstColumn="0" w:lastRowLastColumn="0"/>
               <w:rPr>
-                <w:rFonts w:eastAsia="Times New Roman"/>
-                <w:sz w:val="18"/>
-                <w:szCs w:val="18"/>
-                <w:lang w:val="en-US"/>
-              </w:rPr>
-            </w:pPr>
-            <w:r>
-              <w:rPr>
-                <w:rFonts w:eastAsia="Times New Roman"/>
+                <w:rFonts w:ascii="Times New Roman" w:eastAsia="Times New Roman" w:hAnsi="Times New Roman" w:cs="Times New Roman"/>
+                <w:sz w:val="18"/>
+                <w:szCs w:val="18"/>
+                <w:lang w:val="en-US"/>
+              </w:rPr>
+            </w:pPr>
+            <w:r>
+              <w:rPr>
+                <w:rFonts w:ascii="Times New Roman" w:eastAsia="Times New Roman" w:hAnsi="Times New Roman" w:cs="Times New Roman"/>
                 <w:sz w:val="18"/>
                 <w:szCs w:val="18"/>
                 <w:lang w:val="en-US"/>
@@ -1697,15 +1945,15 @@
           <w:p>
             <w:pPr>
               <w:rPr>
-                <w:rFonts w:ascii="Arial" w:eastAsia="Times New Roman" w:hAnsi="Arial" w:cs="Arial"/>
-                <w:sz w:val="18"/>
-                <w:szCs w:val="18"/>
-                <w:lang w:val="en-US"/>
-              </w:rPr>
-            </w:pPr>
-            <w:r>
-              <w:rPr>
-                <w:rFonts w:ascii="Arial" w:eastAsia="Times New Roman" w:hAnsi="Arial" w:cs="Arial"/>
+                <w:rFonts w:ascii="Times New Roman" w:eastAsia="Times New Roman" w:hAnsi="Times New Roman" w:cs="Times New Roman"/>
+                <w:sz w:val="18"/>
+                <w:szCs w:val="18"/>
+                <w:lang w:val="en-US"/>
+              </w:rPr>
+            </w:pPr>
+            <w:r>
+              <w:rPr>
+                <w:rFonts w:ascii="Times New Roman" w:eastAsia="Times New Roman" w:hAnsi="Times New Roman" w:cs="Times New Roman"/>
                 <w:sz w:val="18"/>
                 <w:szCs w:val="18"/>
                 <w:lang w:val="en-US"/>
@@ -1723,15 +1971,15 @@
             <w:pPr>
               <w:cnfStyle w:val="000000100000" w:firstRow="0" w:lastRow="0" w:firstColumn="0" w:lastColumn="0" w:oddVBand="0" w:evenVBand="0" w:oddHBand="1" w:evenHBand="0" w:firstRowFirstColumn="0" w:firstRowLastColumn="0" w:lastRowFirstColumn="0" w:lastRowLastColumn="0"/>
               <w:rPr>
-                <w:rFonts w:eastAsia="Times New Roman"/>
-                <w:sz w:val="18"/>
-                <w:szCs w:val="18"/>
-                <w:lang w:val="en-US"/>
-              </w:rPr>
-            </w:pPr>
-            <w:r>
-              <w:rPr>
-                <w:rFonts w:eastAsia="Times New Roman"/>
+                <w:rFonts w:ascii="Times New Roman" w:eastAsia="Times New Roman" w:hAnsi="Times New Roman" w:cs="Times New Roman"/>
+                <w:sz w:val="18"/>
+                <w:szCs w:val="18"/>
+                <w:lang w:val="en-US"/>
+              </w:rPr>
+            </w:pPr>
+            <w:r>
+              <w:rPr>
+                <w:rFonts w:ascii="Times New Roman" w:eastAsia="Times New Roman" w:hAnsi="Times New Roman" w:cs="Times New Roman"/>
                 <w:sz w:val="18"/>
                 <w:szCs w:val="18"/>
                 <w:lang w:val="en-US"/>
@@ -1749,15 +1997,15 @@
             <w:pPr>
               <w:cnfStyle w:val="000000100000" w:firstRow="0" w:lastRow="0" w:firstColumn="0" w:lastColumn="0" w:oddVBand="0" w:evenVBand="0" w:oddHBand="1" w:evenHBand="0" w:firstRowFirstColumn="0" w:firstRowLastColumn="0" w:lastRowFirstColumn="0" w:lastRowLastColumn="0"/>
               <w:rPr>
-                <w:rFonts w:eastAsia="Times New Roman"/>
-                <w:sz w:val="18"/>
-                <w:szCs w:val="18"/>
-                <w:lang w:val="en-US"/>
-              </w:rPr>
-            </w:pPr>
-            <w:r>
-              <w:rPr>
-                <w:rFonts w:eastAsia="Times New Roman"/>
+                <w:rFonts w:ascii="Times New Roman" w:eastAsia="Times New Roman" w:hAnsi="Times New Roman" w:cs="Times New Roman"/>
+                <w:sz w:val="18"/>
+                <w:szCs w:val="18"/>
+                <w:lang w:val="en-US"/>
+              </w:rPr>
+            </w:pPr>
+            <w:r>
+              <w:rPr>
+                <w:rFonts w:ascii="Times New Roman" w:eastAsia="Times New Roman" w:hAnsi="Times New Roman" w:cs="Times New Roman"/>
                 <w:sz w:val="18"/>
                 <w:szCs w:val="18"/>
                 <w:lang w:val="en-US"/>
@@ -1766,7 +2014,7 @@
             </w:r>
             <w:r>
               <w:rPr>
-                <w:rFonts w:eastAsia="Times New Roman"/>
+                <w:rFonts w:ascii="Times New Roman" w:eastAsia="Times New Roman" w:hAnsi="Times New Roman" w:cs="Times New Roman"/>
                 <w:sz w:val="18"/>
                 <w:szCs w:val="18"/>
               </w:rPr>
@@ -1774,7 +2022,7 @@
             </w:r>
             <w:r>
               <w:rPr>
-                <w:rFonts w:eastAsia="Times New Roman"/>
+                <w:rFonts w:ascii="Times New Roman" w:eastAsia="Times New Roman" w:hAnsi="Times New Roman" w:cs="Times New Roman"/>
                 <w:sz w:val="18"/>
                 <w:szCs w:val="18"/>
               </w:rPr>
@@ -1782,7 +2030,7 @@
             </w:r>
             <w:r>
               <w:rPr>
-                <w:rFonts w:eastAsia="Times New Roman"/>
+                <w:rFonts w:ascii="Times New Roman" w:eastAsia="Times New Roman" w:hAnsi="Times New Roman" w:cs="Times New Roman"/>
                 <w:sz w:val="18"/>
                 <w:szCs w:val="18"/>
               </w:rPr>
@@ -1799,15 +2047,15 @@
             <w:pPr>
               <w:cnfStyle w:val="000000100000" w:firstRow="0" w:lastRow="0" w:firstColumn="0" w:lastColumn="0" w:oddVBand="0" w:evenVBand="0" w:oddHBand="1" w:evenHBand="0" w:firstRowFirstColumn="0" w:firstRowLastColumn="0" w:lastRowFirstColumn="0" w:lastRowLastColumn="0"/>
               <w:rPr>
-                <w:rFonts w:eastAsia="Times New Roman"/>
-                <w:sz w:val="18"/>
-                <w:szCs w:val="18"/>
-                <w:lang w:val="en-US"/>
-              </w:rPr>
-            </w:pPr>
-            <w:r>
-              <w:rPr>
-                <w:rFonts w:eastAsia="Times New Roman"/>
+                <w:rFonts w:ascii="Times New Roman" w:eastAsia="Times New Roman" w:hAnsi="Times New Roman" w:cs="Times New Roman"/>
+                <w:sz w:val="18"/>
+                <w:szCs w:val="18"/>
+                <w:lang w:val="en-US"/>
+              </w:rPr>
+            </w:pPr>
+            <w:r>
+              <w:rPr>
+                <w:rFonts w:ascii="Times New Roman" w:eastAsia="Times New Roman" w:hAnsi="Times New Roman" w:cs="Times New Roman"/>
                 <w:sz w:val="18"/>
                 <w:szCs w:val="18"/>
                 <w:lang w:val="en-US"/>
@@ -1825,15 +2073,15 @@
             <w:pPr>
               <w:cnfStyle w:val="000000100000" w:firstRow="0" w:lastRow="0" w:firstColumn="0" w:lastColumn="0" w:oddVBand="0" w:evenVBand="0" w:oddHBand="1" w:evenHBand="0" w:firstRowFirstColumn="0" w:firstRowLastColumn="0" w:lastRowFirstColumn="0" w:lastRowLastColumn="0"/>
               <w:rPr>
-                <w:rFonts w:eastAsia="Times New Roman"/>
-                <w:sz w:val="18"/>
-                <w:szCs w:val="18"/>
-                <w:lang w:val="en-US"/>
-              </w:rPr>
-            </w:pPr>
-            <w:r>
-              <w:rPr>
-                <w:rFonts w:eastAsia="Times New Roman"/>
+                <w:rFonts w:ascii="Times New Roman" w:eastAsia="Times New Roman" w:hAnsi="Times New Roman" w:cs="Times New Roman"/>
+                <w:sz w:val="18"/>
+                <w:szCs w:val="18"/>
+                <w:lang w:val="en-US"/>
+              </w:rPr>
+            </w:pPr>
+            <w:r>
+              <w:rPr>
+                <w:rFonts w:ascii="Times New Roman" w:eastAsia="Times New Roman" w:hAnsi="Times New Roman" w:cs="Times New Roman"/>
                 <w:sz w:val="18"/>
                 <w:szCs w:val="18"/>
                 <w:lang w:val="en-US"/>
@@ -1853,15 +2101,15 @@
           <w:p>
             <w:pPr>
               <w:rPr>
-                <w:rFonts w:ascii="Arial" w:eastAsia="Times New Roman" w:hAnsi="Arial" w:cs="Arial"/>
-                <w:sz w:val="18"/>
-                <w:szCs w:val="18"/>
-                <w:lang w:val="en-US"/>
-              </w:rPr>
-            </w:pPr>
-            <w:r>
-              <w:rPr>
-                <w:rFonts w:ascii="Arial" w:eastAsia="Times New Roman" w:hAnsi="Arial" w:cs="Arial"/>
+                <w:rFonts w:ascii="Times New Roman" w:eastAsia="Times New Roman" w:hAnsi="Times New Roman" w:cs="Times New Roman"/>
+                <w:sz w:val="18"/>
+                <w:szCs w:val="18"/>
+                <w:lang w:val="en-US"/>
+              </w:rPr>
+            </w:pPr>
+            <w:r>
+              <w:rPr>
+                <w:rFonts w:ascii="Times New Roman" w:eastAsia="Times New Roman" w:hAnsi="Times New Roman" w:cs="Times New Roman"/>
                 <w:sz w:val="18"/>
                 <w:szCs w:val="18"/>
                 <w:lang w:val="en-US"/>
@@ -1870,7 +2118,7 @@
             </w:r>
             <w:r>
               <w:rPr>
-                <w:rFonts w:ascii="Arial" w:eastAsia="Times New Roman" w:hAnsi="Arial" w:cs="Arial"/>
+                <w:rFonts w:ascii="Times New Roman" w:eastAsia="Times New Roman" w:hAnsi="Times New Roman" w:cs="Times New Roman"/>
                 <w:sz w:val="18"/>
                 <w:szCs w:val="18"/>
                 <w:lang w:val="en-US"/>
@@ -1879,7 +2127,7 @@
             </w:r>
             <w:r>
               <w:rPr>
-                <w:rFonts w:ascii="Arial" w:eastAsia="Times New Roman" w:hAnsi="Arial" w:cs="Arial"/>
+                <w:rFonts w:ascii="Times New Roman" w:eastAsia="Times New Roman" w:hAnsi="Times New Roman" w:cs="Times New Roman"/>
                 <w:sz w:val="18"/>
                 <w:szCs w:val="18"/>
                 <w:lang w:val="en-US"/>
@@ -1888,7 +2136,7 @@
             </w:r>
             <w:r>
               <w:rPr>
-                <w:rFonts w:ascii="Arial" w:eastAsia="Times New Roman" w:hAnsi="Arial" w:cs="Arial"/>
+                <w:rFonts w:ascii="Times New Roman" w:eastAsia="Times New Roman" w:hAnsi="Times New Roman" w:cs="Times New Roman"/>
                 <w:sz w:val="18"/>
                 <w:szCs w:val="18"/>
                 <w:lang w:val="en-US"/>
@@ -1897,7 +2145,7 @@
             </w:r>
             <w:r>
               <w:rPr>
-                <w:rFonts w:ascii="Arial" w:eastAsia="Times New Roman" w:hAnsi="Arial" w:cs="Arial"/>
+                <w:rFonts w:ascii="Times New Roman" w:eastAsia="Times New Roman" w:hAnsi="Times New Roman" w:cs="Times New Roman"/>
                 <w:sz w:val="18"/>
                 <w:szCs w:val="18"/>
                 <w:lang w:val="en-US"/>
@@ -1915,15 +2163,15 @@
             <w:pPr>
               <w:cnfStyle w:val="000000000000" w:firstRow="0" w:lastRow="0" w:firstColumn="0" w:lastColumn="0" w:oddVBand="0" w:evenVBand="0" w:oddHBand="0" w:evenHBand="0" w:firstRowFirstColumn="0" w:firstRowLastColumn="0" w:lastRowFirstColumn="0" w:lastRowLastColumn="0"/>
               <w:rPr>
-                <w:rFonts w:eastAsia="Times New Roman"/>
-                <w:sz w:val="18"/>
-                <w:szCs w:val="18"/>
-                <w:lang w:val="en-US"/>
-              </w:rPr>
-            </w:pPr>
-            <w:r>
-              <w:rPr>
-                <w:rFonts w:eastAsia="Times New Roman"/>
+                <w:rFonts w:ascii="Times New Roman" w:eastAsia="Times New Roman" w:hAnsi="Times New Roman" w:cs="Times New Roman"/>
+                <w:sz w:val="18"/>
+                <w:szCs w:val="18"/>
+                <w:lang w:val="en-US"/>
+              </w:rPr>
+            </w:pPr>
+            <w:r>
+              <w:rPr>
+                <w:rFonts w:ascii="Times New Roman" w:eastAsia="Times New Roman" w:hAnsi="Times New Roman" w:cs="Times New Roman"/>
                 <w:sz w:val="18"/>
                 <w:szCs w:val="18"/>
                 <w:lang w:val="en-US"/>
@@ -1941,15 +2189,15 @@
             <w:pPr>
               <w:cnfStyle w:val="000000000000" w:firstRow="0" w:lastRow="0" w:firstColumn="0" w:lastColumn="0" w:oddVBand="0" w:evenVBand="0" w:oddHBand="0" w:evenHBand="0" w:firstRowFirstColumn="0" w:firstRowLastColumn="0" w:lastRowFirstColumn="0" w:lastRowLastColumn="0"/>
               <w:rPr>
-                <w:rFonts w:eastAsia="Times New Roman"/>
-                <w:sz w:val="18"/>
-                <w:szCs w:val="18"/>
-                <w:lang w:val="en-US"/>
-              </w:rPr>
-            </w:pPr>
-            <w:r>
-              <w:rPr>
-                <w:rFonts w:eastAsia="Times New Roman"/>
+                <w:rFonts w:ascii="Times New Roman" w:eastAsia="Times New Roman" w:hAnsi="Times New Roman" w:cs="Times New Roman"/>
+                <w:sz w:val="18"/>
+                <w:szCs w:val="18"/>
+                <w:lang w:val="en-US"/>
+              </w:rPr>
+            </w:pPr>
+            <w:r>
+              <w:rPr>
+                <w:rFonts w:ascii="Times New Roman" w:eastAsia="Times New Roman" w:hAnsi="Times New Roman" w:cs="Times New Roman"/>
                 <w:sz w:val="18"/>
                 <w:szCs w:val="18"/>
                 <w:lang w:val="en-US"/>
@@ -1967,15 +2215,15 @@
             <w:pPr>
               <w:cnfStyle w:val="000000000000" w:firstRow="0" w:lastRow="0" w:firstColumn="0" w:lastColumn="0" w:oddVBand="0" w:evenVBand="0" w:oddHBand="0" w:evenHBand="0" w:firstRowFirstColumn="0" w:firstRowLastColumn="0" w:lastRowFirstColumn="0" w:lastRowLastColumn="0"/>
               <w:rPr>
-                <w:rFonts w:eastAsia="Times New Roman"/>
-                <w:sz w:val="18"/>
-                <w:szCs w:val="18"/>
-                <w:lang w:val="en-US"/>
-              </w:rPr>
-            </w:pPr>
-            <w:r>
-              <w:rPr>
-                <w:rFonts w:eastAsia="Times New Roman"/>
+                <w:rFonts w:ascii="Times New Roman" w:eastAsia="Times New Roman" w:hAnsi="Times New Roman" w:cs="Times New Roman"/>
+                <w:sz w:val="18"/>
+                <w:szCs w:val="18"/>
+                <w:lang w:val="en-US"/>
+              </w:rPr>
+            </w:pPr>
+            <w:r>
+              <w:rPr>
+                <w:rFonts w:ascii="Times New Roman" w:eastAsia="Times New Roman" w:hAnsi="Times New Roman" w:cs="Times New Roman"/>
                 <w:sz w:val="18"/>
                 <w:szCs w:val="18"/>
                 <w:lang w:val="en-US"/>
@@ -1993,15 +2241,15 @@
             <w:pPr>
               <w:cnfStyle w:val="000000000000" w:firstRow="0" w:lastRow="0" w:firstColumn="0" w:lastColumn="0" w:oddVBand="0" w:evenVBand="0" w:oddHBand="0" w:evenHBand="0" w:firstRowFirstColumn="0" w:firstRowLastColumn="0" w:lastRowFirstColumn="0" w:lastRowLastColumn="0"/>
               <w:rPr>
-                <w:rFonts w:eastAsia="Times New Roman"/>
-                <w:sz w:val="18"/>
-                <w:szCs w:val="18"/>
-                <w:lang w:val="en-US"/>
-              </w:rPr>
-            </w:pPr>
-            <w:r>
-              <w:rPr>
-                <w:rFonts w:eastAsia="Times New Roman"/>
+                <w:rFonts w:ascii="Times New Roman" w:eastAsia="Times New Roman" w:hAnsi="Times New Roman" w:cs="Times New Roman"/>
+                <w:sz w:val="18"/>
+                <w:szCs w:val="18"/>
+                <w:lang w:val="en-US"/>
+              </w:rPr>
+            </w:pPr>
+            <w:r>
+              <w:rPr>
+                <w:rFonts w:ascii="Times New Roman" w:eastAsia="Times New Roman" w:hAnsi="Times New Roman" w:cs="Times New Roman"/>
                 <w:sz w:val="18"/>
                 <w:szCs w:val="18"/>
                 <w:lang w:val="en-US"/>
@@ -2024,15 +2272,15 @@
           <w:p>
             <w:pPr>
               <w:rPr>
-                <w:rFonts w:ascii="Arial" w:eastAsia="Times New Roman" w:hAnsi="Arial" w:cs="Arial"/>
-                <w:sz w:val="18"/>
-                <w:szCs w:val="18"/>
-                <w:lang w:val="en-US"/>
-              </w:rPr>
-            </w:pPr>
-            <w:r>
-              <w:rPr>
-                <w:rFonts w:ascii="Arial" w:eastAsia="Times New Roman" w:hAnsi="Arial" w:cs="Arial"/>
+                <w:rFonts w:ascii="Times New Roman" w:eastAsia="Times New Roman" w:hAnsi="Times New Roman" w:cs="Times New Roman"/>
+                <w:sz w:val="18"/>
+                <w:szCs w:val="18"/>
+                <w:lang w:val="en-US"/>
+              </w:rPr>
+            </w:pPr>
+            <w:r>
+              <w:rPr>
+                <w:rFonts w:ascii="Times New Roman" w:eastAsia="Times New Roman" w:hAnsi="Times New Roman" w:cs="Times New Roman"/>
                 <w:sz w:val="18"/>
                 <w:szCs w:val="18"/>
                 <w:lang w:val="en-US"/>
@@ -2050,15 +2298,15 @@
             <w:pPr>
               <w:cnfStyle w:val="000000100000" w:firstRow="0" w:lastRow="0" w:firstColumn="0" w:lastColumn="0" w:oddVBand="0" w:evenVBand="0" w:oddHBand="1" w:evenHBand="0" w:firstRowFirstColumn="0" w:firstRowLastColumn="0" w:lastRowFirstColumn="0" w:lastRowLastColumn="0"/>
               <w:rPr>
-                <w:rFonts w:eastAsia="Times New Roman"/>
-                <w:sz w:val="18"/>
-                <w:szCs w:val="18"/>
-                <w:lang w:val="en-US"/>
-              </w:rPr>
-            </w:pPr>
-            <w:r>
-              <w:rPr>
-                <w:rFonts w:eastAsia="Times New Roman"/>
+                <w:rFonts w:ascii="Times New Roman" w:eastAsia="Times New Roman" w:hAnsi="Times New Roman" w:cs="Times New Roman"/>
+                <w:sz w:val="18"/>
+                <w:szCs w:val="18"/>
+                <w:lang w:val="en-US"/>
+              </w:rPr>
+            </w:pPr>
+            <w:r>
+              <w:rPr>
+                <w:rFonts w:ascii="Times New Roman" w:eastAsia="Times New Roman" w:hAnsi="Times New Roman" w:cs="Times New Roman"/>
                 <w:sz w:val="18"/>
                 <w:szCs w:val="18"/>
                 <w:lang w:val="en-US"/>
@@ -2067,7 +2315,7 @@
             </w:r>
             <w:r>
               <w:rPr>
-                <w:rFonts w:eastAsia="Times New Roman"/>
+                <w:rFonts w:ascii="Times New Roman" w:eastAsia="Times New Roman" w:hAnsi="Times New Roman" w:cs="Times New Roman"/>
                 <w:sz w:val="18"/>
                 <w:szCs w:val="18"/>
                 <w:lang w:val="en-US"/>
@@ -2076,7 +2324,7 @@
             </w:r>
             <w:r>
               <w:rPr>
-                <w:rFonts w:eastAsia="Times New Roman"/>
+                <w:rFonts w:ascii="Times New Roman" w:eastAsia="Times New Roman" w:hAnsi="Times New Roman" w:cs="Times New Roman"/>
                 <w:sz w:val="18"/>
                 <w:szCs w:val="18"/>
                 <w:lang w:val="en-US"/>
@@ -2094,15 +2342,15 @@
             <w:pPr>
               <w:cnfStyle w:val="000000100000" w:firstRow="0" w:lastRow="0" w:firstColumn="0" w:lastColumn="0" w:oddVBand="0" w:evenVBand="0" w:oddHBand="1" w:evenHBand="0" w:firstRowFirstColumn="0" w:firstRowLastColumn="0" w:lastRowFirstColumn="0" w:lastRowLastColumn="0"/>
               <w:rPr>
-                <w:rFonts w:eastAsia="Times New Roman"/>
-                <w:sz w:val="18"/>
-                <w:szCs w:val="18"/>
-                <w:lang w:val="en-US"/>
-              </w:rPr>
-            </w:pPr>
-            <w:r>
-              <w:rPr>
-                <w:rFonts w:eastAsia="Times New Roman"/>
+                <w:rFonts w:ascii="Times New Roman" w:eastAsia="Times New Roman" w:hAnsi="Times New Roman" w:cs="Times New Roman"/>
+                <w:sz w:val="18"/>
+                <w:szCs w:val="18"/>
+                <w:lang w:val="en-US"/>
+              </w:rPr>
+            </w:pPr>
+            <w:r>
+              <w:rPr>
+                <w:rFonts w:ascii="Times New Roman" w:eastAsia="Times New Roman" w:hAnsi="Times New Roman" w:cs="Times New Roman"/>
                 <w:sz w:val="18"/>
                 <w:szCs w:val="18"/>
                 <w:lang w:val="en-US"/>
@@ -2111,7 +2359,7 @@
             </w:r>
             <w:r>
               <w:rPr>
-                <w:rFonts w:eastAsia="Times New Roman"/>
+                <w:rFonts w:ascii="Times New Roman" w:eastAsia="Times New Roman" w:hAnsi="Times New Roman" w:cs="Times New Roman"/>
                 <w:sz w:val="18"/>
                 <w:szCs w:val="18"/>
                 <w:lang w:val="en-US"/>
@@ -2129,15 +2377,15 @@
             <w:pPr>
               <w:cnfStyle w:val="000000100000" w:firstRow="0" w:lastRow="0" w:firstColumn="0" w:lastColumn="0" w:oddVBand="0" w:evenVBand="0" w:oddHBand="1" w:evenHBand="0" w:firstRowFirstColumn="0" w:firstRowLastColumn="0" w:lastRowFirstColumn="0" w:lastRowLastColumn="0"/>
               <w:rPr>
-                <w:rFonts w:eastAsia="Times New Roman"/>
-                <w:sz w:val="18"/>
-                <w:szCs w:val="18"/>
-                <w:lang w:val="en-US"/>
-              </w:rPr>
-            </w:pPr>
-            <w:r>
-              <w:rPr>
-                <w:rFonts w:eastAsia="Times New Roman"/>
+                <w:rFonts w:ascii="Times New Roman" w:eastAsia="Times New Roman" w:hAnsi="Times New Roman" w:cs="Times New Roman"/>
+                <w:sz w:val="18"/>
+                <w:szCs w:val="18"/>
+                <w:lang w:val="en-US"/>
+              </w:rPr>
+            </w:pPr>
+            <w:r>
+              <w:rPr>
+                <w:rFonts w:ascii="Times New Roman" w:eastAsia="Times New Roman" w:hAnsi="Times New Roman" w:cs="Times New Roman"/>
                 <w:sz w:val="18"/>
                 <w:szCs w:val="18"/>
                 <w:lang w:val="en-US"/>
@@ -2155,15 +2403,15 @@
             <w:pPr>
               <w:cnfStyle w:val="000000100000" w:firstRow="0" w:lastRow="0" w:firstColumn="0" w:lastColumn="0" w:oddVBand="0" w:evenVBand="0" w:oddHBand="1" w:evenHBand="0" w:firstRowFirstColumn="0" w:firstRowLastColumn="0" w:lastRowFirstColumn="0" w:lastRowLastColumn="0"/>
               <w:rPr>
-                <w:rFonts w:eastAsia="Times New Roman"/>
-                <w:sz w:val="18"/>
-                <w:szCs w:val="18"/>
-                <w:lang w:val="en-US"/>
-              </w:rPr>
-            </w:pPr>
-            <w:r>
-              <w:rPr>
-                <w:rFonts w:eastAsia="Times New Roman"/>
+                <w:rFonts w:ascii="Times New Roman" w:eastAsia="Times New Roman" w:hAnsi="Times New Roman" w:cs="Times New Roman"/>
+                <w:sz w:val="18"/>
+                <w:szCs w:val="18"/>
+                <w:lang w:val="en-US"/>
+              </w:rPr>
+            </w:pPr>
+            <w:r>
+              <w:rPr>
+                <w:rFonts w:ascii="Times New Roman" w:eastAsia="Times New Roman" w:hAnsi="Times New Roman" w:cs="Times New Roman"/>
                 <w:sz w:val="18"/>
                 <w:szCs w:val="18"/>
                 <w:lang w:val="en-US"/>
@@ -2183,15 +2431,15 @@
           <w:p>
             <w:pPr>
               <w:rPr>
-                <w:rFonts w:ascii="Arial" w:eastAsia="Times New Roman" w:hAnsi="Arial" w:cs="Arial"/>
-                <w:sz w:val="18"/>
-                <w:szCs w:val="18"/>
-                <w:lang w:val="en-US"/>
-              </w:rPr>
-            </w:pPr>
-            <w:r>
-              <w:rPr>
-                <w:rFonts w:ascii="Arial" w:eastAsia="Times New Roman" w:hAnsi="Arial" w:cs="Arial"/>
+                <w:rFonts w:ascii="Times New Roman" w:eastAsia="Times New Roman" w:hAnsi="Times New Roman" w:cs="Times New Roman"/>
+                <w:sz w:val="18"/>
+                <w:szCs w:val="18"/>
+                <w:lang w:val="en-US"/>
+              </w:rPr>
+            </w:pPr>
+            <w:r>
+              <w:rPr>
+                <w:rFonts w:ascii="Times New Roman" w:eastAsia="Times New Roman" w:hAnsi="Times New Roman" w:cs="Times New Roman"/>
                 <w:sz w:val="18"/>
                 <w:szCs w:val="18"/>
                 <w:lang w:val="en-US"/>
@@ -2209,15 +2457,15 @@
             <w:pPr>
               <w:cnfStyle w:val="000000000000" w:firstRow="0" w:lastRow="0" w:firstColumn="0" w:lastColumn="0" w:oddVBand="0" w:evenVBand="0" w:oddHBand="0" w:evenHBand="0" w:firstRowFirstColumn="0" w:firstRowLastColumn="0" w:lastRowFirstColumn="0" w:lastRowLastColumn="0"/>
               <w:rPr>
-                <w:rFonts w:eastAsia="Times New Roman"/>
-                <w:sz w:val="18"/>
-                <w:szCs w:val="18"/>
-                <w:lang w:val="en-US"/>
-              </w:rPr>
-            </w:pPr>
-            <w:r>
-              <w:rPr>
-                <w:rFonts w:eastAsia="Times New Roman"/>
+                <w:rFonts w:ascii="Times New Roman" w:eastAsia="Times New Roman" w:hAnsi="Times New Roman" w:cs="Times New Roman"/>
+                <w:sz w:val="18"/>
+                <w:szCs w:val="18"/>
+                <w:lang w:val="en-US"/>
+              </w:rPr>
+            </w:pPr>
+            <w:r>
+              <w:rPr>
+                <w:rFonts w:ascii="Times New Roman" w:eastAsia="Times New Roman" w:hAnsi="Times New Roman" w:cs="Times New Roman"/>
                 <w:sz w:val="18"/>
                 <w:szCs w:val="18"/>
                 <w:lang w:val="en-US"/>
@@ -2235,15 +2483,15 @@
             <w:pPr>
               <w:cnfStyle w:val="000000000000" w:firstRow="0" w:lastRow="0" w:firstColumn="0" w:lastColumn="0" w:oddVBand="0" w:evenVBand="0" w:oddHBand="0" w:evenHBand="0" w:firstRowFirstColumn="0" w:firstRowLastColumn="0" w:lastRowFirstColumn="0" w:lastRowLastColumn="0"/>
               <w:rPr>
-                <w:rFonts w:eastAsia="Times New Roman"/>
-                <w:sz w:val="18"/>
-                <w:szCs w:val="18"/>
-                <w:lang w:val="en-US"/>
-              </w:rPr>
-            </w:pPr>
-            <w:r>
-              <w:rPr>
-                <w:rFonts w:eastAsia="Times New Roman"/>
+                <w:rFonts w:ascii="Times New Roman" w:eastAsia="Times New Roman" w:hAnsi="Times New Roman" w:cs="Times New Roman"/>
+                <w:sz w:val="18"/>
+                <w:szCs w:val="18"/>
+                <w:lang w:val="en-US"/>
+              </w:rPr>
+            </w:pPr>
+            <w:r>
+              <w:rPr>
+                <w:rFonts w:ascii="Times New Roman" w:eastAsia="Times New Roman" w:hAnsi="Times New Roman" w:cs="Times New Roman"/>
                 <w:sz w:val="18"/>
                 <w:szCs w:val="18"/>
                 <w:lang w:val="en-US"/>
@@ -2261,15 +2509,15 @@
             <w:pPr>
               <w:cnfStyle w:val="000000000000" w:firstRow="0" w:lastRow="0" w:firstColumn="0" w:lastColumn="0" w:oddVBand="0" w:evenVBand="0" w:oddHBand="0" w:evenHBand="0" w:firstRowFirstColumn="0" w:firstRowLastColumn="0" w:lastRowFirstColumn="0" w:lastRowLastColumn="0"/>
               <w:rPr>
-                <w:rFonts w:eastAsia="Times New Roman"/>
-                <w:sz w:val="18"/>
-                <w:szCs w:val="18"/>
-                <w:lang w:val="en-US"/>
-              </w:rPr>
-            </w:pPr>
-            <w:r>
-              <w:rPr>
-                <w:rFonts w:eastAsia="Times New Roman"/>
+                <w:rFonts w:ascii="Times New Roman" w:eastAsia="Times New Roman" w:hAnsi="Times New Roman" w:cs="Times New Roman"/>
+                <w:sz w:val="18"/>
+                <w:szCs w:val="18"/>
+                <w:lang w:val="en-US"/>
+              </w:rPr>
+            </w:pPr>
+            <w:r>
+              <w:rPr>
+                <w:rFonts w:ascii="Times New Roman" w:eastAsia="Times New Roman" w:hAnsi="Times New Roman" w:cs="Times New Roman"/>
                 <w:sz w:val="18"/>
                 <w:szCs w:val="18"/>
                 <w:lang w:val="en-US"/>
@@ -2287,15 +2535,15 @@
             <w:pPr>
               <w:cnfStyle w:val="000000000000" w:firstRow="0" w:lastRow="0" w:firstColumn="0" w:lastColumn="0" w:oddVBand="0" w:evenVBand="0" w:oddHBand="0" w:evenHBand="0" w:firstRowFirstColumn="0" w:firstRowLastColumn="0" w:lastRowFirstColumn="0" w:lastRowLastColumn="0"/>
               <w:rPr>
-                <w:rFonts w:eastAsia="Times New Roman"/>
-                <w:sz w:val="18"/>
-                <w:szCs w:val="18"/>
-                <w:lang w:val="en-US"/>
-              </w:rPr>
-            </w:pPr>
-            <w:r>
-              <w:rPr>
-                <w:rFonts w:eastAsia="Times New Roman"/>
+                <w:rFonts w:ascii="Times New Roman" w:eastAsia="Times New Roman" w:hAnsi="Times New Roman" w:cs="Times New Roman"/>
+                <w:sz w:val="18"/>
+                <w:szCs w:val="18"/>
+                <w:lang w:val="en-US"/>
+              </w:rPr>
+            </w:pPr>
+            <w:r>
+              <w:rPr>
+                <w:rFonts w:ascii="Times New Roman" w:eastAsia="Times New Roman" w:hAnsi="Times New Roman" w:cs="Times New Roman"/>
                 <w:sz w:val="18"/>
                 <w:szCs w:val="18"/>
                 <w:lang w:val="en-US"/>
@@ -2318,15 +2566,15 @@
           <w:p>
             <w:pPr>
               <w:rPr>
-                <w:rFonts w:ascii="Arial" w:eastAsia="Times New Roman" w:hAnsi="Arial" w:cs="Arial"/>
-                <w:sz w:val="18"/>
-                <w:szCs w:val="18"/>
-                <w:lang w:val="en-US"/>
-              </w:rPr>
-            </w:pPr>
-            <w:r>
-              <w:rPr>
-                <w:rFonts w:ascii="Arial" w:eastAsia="Times New Roman" w:hAnsi="Arial" w:cs="Arial"/>
+                <w:rFonts w:ascii="Times New Roman" w:eastAsia="Times New Roman" w:hAnsi="Times New Roman" w:cs="Times New Roman"/>
+                <w:sz w:val="18"/>
+                <w:szCs w:val="18"/>
+                <w:lang w:val="en-US"/>
+              </w:rPr>
+            </w:pPr>
+            <w:r>
+              <w:rPr>
+                <w:rFonts w:ascii="Times New Roman" w:eastAsia="Times New Roman" w:hAnsi="Times New Roman" w:cs="Times New Roman"/>
                 <w:sz w:val="18"/>
                 <w:szCs w:val="18"/>
                 <w:lang w:val="en-US"/>
@@ -2344,15 +2592,15 @@
             <w:pPr>
               <w:cnfStyle w:val="000000100000" w:firstRow="0" w:lastRow="0" w:firstColumn="0" w:lastColumn="0" w:oddVBand="0" w:evenVBand="0" w:oddHBand="1" w:evenHBand="0" w:firstRowFirstColumn="0" w:firstRowLastColumn="0" w:lastRowFirstColumn="0" w:lastRowLastColumn="0"/>
               <w:rPr>
-                <w:rFonts w:eastAsia="Times New Roman"/>
-                <w:sz w:val="18"/>
-                <w:szCs w:val="18"/>
-                <w:lang w:val="en-US"/>
-              </w:rPr>
-            </w:pPr>
-            <w:r>
-              <w:rPr>
-                <w:rFonts w:eastAsia="Times New Roman"/>
+                <w:rFonts w:ascii="Times New Roman" w:eastAsia="Times New Roman" w:hAnsi="Times New Roman" w:cs="Times New Roman"/>
+                <w:sz w:val="18"/>
+                <w:szCs w:val="18"/>
+                <w:lang w:val="en-US"/>
+              </w:rPr>
+            </w:pPr>
+            <w:r>
+              <w:rPr>
+                <w:rFonts w:ascii="Times New Roman" w:eastAsia="Times New Roman" w:hAnsi="Times New Roman" w:cs="Times New Roman"/>
                 <w:sz w:val="18"/>
                 <w:szCs w:val="18"/>
                 <w:lang w:val="en-US"/>
@@ -2370,15 +2618,15 @@
             <w:pPr>
               <w:cnfStyle w:val="000000100000" w:firstRow="0" w:lastRow="0" w:firstColumn="0" w:lastColumn="0" w:oddVBand="0" w:evenVBand="0" w:oddHBand="1" w:evenHBand="0" w:firstRowFirstColumn="0" w:firstRowLastColumn="0" w:lastRowFirstColumn="0" w:lastRowLastColumn="0"/>
               <w:rPr>
-                <w:rFonts w:eastAsia="Times New Roman"/>
-                <w:sz w:val="18"/>
-                <w:szCs w:val="18"/>
-                <w:lang w:val="en-US"/>
-              </w:rPr>
-            </w:pPr>
-            <w:r>
-              <w:rPr>
-                <w:rFonts w:eastAsia="Times New Roman"/>
+                <w:rFonts w:ascii="Times New Roman" w:eastAsia="Times New Roman" w:hAnsi="Times New Roman" w:cs="Times New Roman"/>
+                <w:sz w:val="18"/>
+                <w:szCs w:val="18"/>
+                <w:lang w:val="en-US"/>
+              </w:rPr>
+            </w:pPr>
+            <w:r>
+              <w:rPr>
+                <w:rFonts w:ascii="Times New Roman" w:eastAsia="Times New Roman" w:hAnsi="Times New Roman" w:cs="Times New Roman"/>
                 <w:sz w:val="18"/>
                 <w:szCs w:val="18"/>
                 <w:lang w:val="en-US"/>
@@ -2396,15 +2644,15 @@
             <w:pPr>
               <w:cnfStyle w:val="000000100000" w:firstRow="0" w:lastRow="0" w:firstColumn="0" w:lastColumn="0" w:oddVBand="0" w:evenVBand="0" w:oddHBand="1" w:evenHBand="0" w:firstRowFirstColumn="0" w:firstRowLastColumn="0" w:lastRowFirstColumn="0" w:lastRowLastColumn="0"/>
               <w:rPr>
-                <w:rFonts w:eastAsia="Times New Roman"/>
-                <w:sz w:val="18"/>
-                <w:szCs w:val="18"/>
-                <w:lang w:val="en-US"/>
-              </w:rPr>
-            </w:pPr>
-            <w:r>
-              <w:rPr>
-                <w:rFonts w:eastAsia="Times New Roman"/>
+                <w:rFonts w:ascii="Times New Roman" w:eastAsia="Times New Roman" w:hAnsi="Times New Roman" w:cs="Times New Roman"/>
+                <w:sz w:val="18"/>
+                <w:szCs w:val="18"/>
+                <w:lang w:val="en-US"/>
+              </w:rPr>
+            </w:pPr>
+            <w:r>
+              <w:rPr>
+                <w:rFonts w:ascii="Times New Roman" w:eastAsia="Times New Roman" w:hAnsi="Times New Roman" w:cs="Times New Roman"/>
                 <w:sz w:val="18"/>
                 <w:szCs w:val="18"/>
                 <w:lang w:val="en-US"/>
@@ -2422,15 +2670,15 @@
             <w:pPr>
               <w:cnfStyle w:val="000000100000" w:firstRow="0" w:lastRow="0" w:firstColumn="0" w:lastColumn="0" w:oddVBand="0" w:evenVBand="0" w:oddHBand="1" w:evenHBand="0" w:firstRowFirstColumn="0" w:firstRowLastColumn="0" w:lastRowFirstColumn="0" w:lastRowLastColumn="0"/>
               <w:rPr>
-                <w:rFonts w:eastAsia="Times New Roman"/>
-                <w:sz w:val="18"/>
-                <w:szCs w:val="18"/>
-                <w:lang w:val="en-US"/>
-              </w:rPr>
-            </w:pPr>
-            <w:r>
-              <w:rPr>
-                <w:rFonts w:eastAsia="Times New Roman"/>
+                <w:rFonts w:ascii="Times New Roman" w:eastAsia="Times New Roman" w:hAnsi="Times New Roman" w:cs="Times New Roman"/>
+                <w:sz w:val="18"/>
+                <w:szCs w:val="18"/>
+                <w:lang w:val="en-US"/>
+              </w:rPr>
+            </w:pPr>
+            <w:r>
+              <w:rPr>
+                <w:rFonts w:ascii="Times New Roman" w:eastAsia="Times New Roman" w:hAnsi="Times New Roman" w:cs="Times New Roman"/>
                 <w:sz w:val="18"/>
                 <w:szCs w:val="18"/>
                 <w:lang w:val="en-US"/>
@@ -2450,15 +2698,15 @@
           <w:p>
             <w:pPr>
               <w:rPr>
-                <w:rFonts w:ascii="Arial" w:eastAsia="Times New Roman" w:hAnsi="Arial" w:cs="Arial"/>
-                <w:sz w:val="18"/>
-                <w:szCs w:val="18"/>
-                <w:lang w:val="en-US"/>
-              </w:rPr>
-            </w:pPr>
-            <w:r>
-              <w:rPr>
-                <w:rFonts w:ascii="Arial" w:eastAsia="Times New Roman" w:hAnsi="Arial" w:cs="Arial"/>
+                <w:rFonts w:ascii="Times New Roman" w:eastAsia="Times New Roman" w:hAnsi="Times New Roman" w:cs="Times New Roman"/>
+                <w:sz w:val="18"/>
+                <w:szCs w:val="18"/>
+                <w:lang w:val="en-US"/>
+              </w:rPr>
+            </w:pPr>
+            <w:r>
+              <w:rPr>
+                <w:rFonts w:ascii="Times New Roman" w:eastAsia="Times New Roman" w:hAnsi="Times New Roman" w:cs="Times New Roman"/>
                 <w:sz w:val="18"/>
                 <w:szCs w:val="18"/>
                 <w:lang w:val="en-US"/>
@@ -2476,15 +2724,15 @@
             <w:pPr>
               <w:cnfStyle w:val="000000000000" w:firstRow="0" w:lastRow="0" w:firstColumn="0" w:lastColumn="0" w:oddVBand="0" w:evenVBand="0" w:oddHBand="0" w:evenHBand="0" w:firstRowFirstColumn="0" w:firstRowLastColumn="0" w:lastRowFirstColumn="0" w:lastRowLastColumn="0"/>
               <w:rPr>
-                <w:rFonts w:eastAsia="Times New Roman"/>
-                <w:sz w:val="18"/>
-                <w:szCs w:val="18"/>
-                <w:lang w:val="en-US"/>
-              </w:rPr>
-            </w:pPr>
-            <w:r>
-              <w:rPr>
-                <w:rFonts w:eastAsia="Times New Roman"/>
+                <w:rFonts w:ascii="Times New Roman" w:eastAsia="Times New Roman" w:hAnsi="Times New Roman" w:cs="Times New Roman"/>
+                <w:sz w:val="18"/>
+                <w:szCs w:val="18"/>
+                <w:lang w:val="en-US"/>
+              </w:rPr>
+            </w:pPr>
+            <w:r>
+              <w:rPr>
+                <w:rFonts w:ascii="Times New Roman" w:eastAsia="Times New Roman" w:hAnsi="Times New Roman" w:cs="Times New Roman"/>
                 <w:sz w:val="18"/>
                 <w:szCs w:val="18"/>
                 <w:lang w:val="en-US"/>
@@ -2502,15 +2750,15 @@
             <w:pPr>
               <w:cnfStyle w:val="000000000000" w:firstRow="0" w:lastRow="0" w:firstColumn="0" w:lastColumn="0" w:oddVBand="0" w:evenVBand="0" w:oddHBand="0" w:evenHBand="0" w:firstRowFirstColumn="0" w:firstRowLastColumn="0" w:lastRowFirstColumn="0" w:lastRowLastColumn="0"/>
               <w:rPr>
-                <w:rFonts w:eastAsia="Times New Roman"/>
-                <w:sz w:val="18"/>
-                <w:szCs w:val="18"/>
-                <w:lang w:val="en-US"/>
-              </w:rPr>
-            </w:pPr>
-            <w:r>
-              <w:rPr>
-                <w:rFonts w:eastAsia="Times New Roman"/>
+                <w:rFonts w:ascii="Times New Roman" w:eastAsia="Times New Roman" w:hAnsi="Times New Roman" w:cs="Times New Roman"/>
+                <w:sz w:val="18"/>
+                <w:szCs w:val="18"/>
+                <w:lang w:val="en-US"/>
+              </w:rPr>
+            </w:pPr>
+            <w:r>
+              <w:rPr>
+                <w:rFonts w:ascii="Times New Roman" w:eastAsia="Times New Roman" w:hAnsi="Times New Roman" w:cs="Times New Roman"/>
                 <w:sz w:val="18"/>
                 <w:szCs w:val="18"/>
                 <w:lang w:val="en-US"/>
@@ -2528,15 +2776,15 @@
             <w:pPr>
               <w:cnfStyle w:val="000000000000" w:firstRow="0" w:lastRow="0" w:firstColumn="0" w:lastColumn="0" w:oddVBand="0" w:evenVBand="0" w:oddHBand="0" w:evenHBand="0" w:firstRowFirstColumn="0" w:firstRowLastColumn="0" w:lastRowFirstColumn="0" w:lastRowLastColumn="0"/>
               <w:rPr>
-                <w:rFonts w:eastAsia="Times New Roman"/>
-                <w:sz w:val="18"/>
-                <w:szCs w:val="18"/>
-                <w:lang w:val="en-US"/>
-              </w:rPr>
-            </w:pPr>
-            <w:r>
-              <w:rPr>
-                <w:rFonts w:eastAsia="Times New Roman"/>
+                <w:rFonts w:ascii="Times New Roman" w:eastAsia="Times New Roman" w:hAnsi="Times New Roman" w:cs="Times New Roman"/>
+                <w:sz w:val="18"/>
+                <w:szCs w:val="18"/>
+                <w:lang w:val="en-US"/>
+              </w:rPr>
+            </w:pPr>
+            <w:r>
+              <w:rPr>
+                <w:rFonts w:ascii="Times New Roman" w:eastAsia="Times New Roman" w:hAnsi="Times New Roman" w:cs="Times New Roman"/>
                 <w:sz w:val="18"/>
                 <w:szCs w:val="18"/>
                 <w:lang w:val="en-US"/>
@@ -2554,15 +2802,15 @@
             <w:pPr>
               <w:cnfStyle w:val="000000000000" w:firstRow="0" w:lastRow="0" w:firstColumn="0" w:lastColumn="0" w:oddVBand="0" w:evenVBand="0" w:oddHBand="0" w:evenHBand="0" w:firstRowFirstColumn="0" w:firstRowLastColumn="0" w:lastRowFirstColumn="0" w:lastRowLastColumn="0"/>
               <w:rPr>
-                <w:rFonts w:eastAsia="Times New Roman"/>
-                <w:sz w:val="18"/>
-                <w:szCs w:val="18"/>
-                <w:lang w:val="en-US"/>
-              </w:rPr>
-            </w:pPr>
-            <w:r>
-              <w:rPr>
-                <w:rFonts w:eastAsia="Times New Roman"/>
+                <w:rFonts w:ascii="Times New Roman" w:eastAsia="Times New Roman" w:hAnsi="Times New Roman" w:cs="Times New Roman"/>
+                <w:sz w:val="18"/>
+                <w:szCs w:val="18"/>
+                <w:lang w:val="en-US"/>
+              </w:rPr>
+            </w:pPr>
+            <w:r>
+              <w:rPr>
+                <w:rFonts w:ascii="Times New Roman" w:eastAsia="Times New Roman" w:hAnsi="Times New Roman" w:cs="Times New Roman"/>
                 <w:sz w:val="18"/>
                 <w:szCs w:val="18"/>
                 <w:lang w:val="en-US"/>
@@ -2574,7 +2822,15 @@
       </w:tr>
     </w:tbl>
     <w:p>
-      <w:r>
+      <w:pPr>
+        <w:rPr>
+          <w:rFonts w:ascii="Times New Roman" w:hAnsi="Times New Roman" w:cs="Times New Roman"/>
+        </w:rPr>
+      </w:pPr>
+      <w:r>
+        <w:rPr>
+          <w:rFonts w:ascii="Times New Roman" w:hAnsi="Times New Roman" w:cs="Times New Roman"/>
+        </w:rPr>
         <w:t xml:space="preserve"> </w:t>
       </w:r>
     </w:p>
@@ -4371,6 +4627,7 @@
   <w:style w:type="character" w:default="1" w:styleId="DefaultParagraphFont">
     <w:name w:val="Default Paragraph Font"/>
     <w:uiPriority w:val="1"/>
+    <w:semiHidden/>
     <w:unhideWhenUsed/>
   </w:style>
   <w:style w:type="table" w:default="1" w:styleId="TableNormal">
